--- a/文件/系統手冊.docx
+++ b/文件/系統手冊.docx
@@ -27730,6 +27730,12 @@
                 <w:szCs w:val="22"/>
               </w:rPr>
             </w:pPr>
+            <w:r>
+              <w:rPr>
+                <w:rFonts w:eastAsia="標楷體" w:hint="eastAsia"/>
+              </w:rPr>
+              <w:t>●</w:t>
+            </w:r>
           </w:p>
         </w:tc>
         <w:tc>
@@ -27863,6 +27869,12 @@
                 <w:szCs w:val="22"/>
               </w:rPr>
             </w:pPr>
+            <w:r>
+              <w:rPr>
+                <w:rFonts w:eastAsia="標楷體" w:hint="eastAsia"/>
+              </w:rPr>
+              <w:t>●</w:t>
+            </w:r>
           </w:p>
         </w:tc>
         <w:tc>
@@ -27996,6 +28008,12 @@
                 <w:szCs w:val="22"/>
               </w:rPr>
             </w:pPr>
+            <w:r>
+              <w:rPr>
+                <w:rFonts w:eastAsia="標楷體" w:hint="eastAsia"/>
+              </w:rPr>
+              <w:t>●</w:t>
+            </w:r>
           </w:p>
         </w:tc>
         <w:tc>
@@ -28129,6 +28147,12 @@
                 <w:szCs w:val="22"/>
               </w:rPr>
             </w:pPr>
+            <w:r>
+              <w:rPr>
+                <w:rFonts w:eastAsia="標楷體" w:hint="eastAsia"/>
+              </w:rPr>
+              <w:t>●</w:t>
+            </w:r>
           </w:p>
         </w:tc>
         <w:tc>
@@ -28269,6 +28293,12 @@
                 <w:szCs w:val="22"/>
               </w:rPr>
             </w:pPr>
+            <w:r>
+              <w:rPr>
+                <w:rFonts w:eastAsia="標楷體" w:hint="eastAsia"/>
+              </w:rPr>
+              <w:t>●</w:t>
+            </w:r>
           </w:p>
         </w:tc>
         <w:tc>
@@ -31193,7 +31223,7 @@
           <w:p>
             <w:pPr>
               <w:rPr>
-                <w:rFonts w:eastAsia="標楷體" w:cs="標楷體" w:hint="eastAsia"/>
+                <w:rFonts w:eastAsia="標楷體" w:cs="標楷體"/>
               </w:rPr>
             </w:pPr>
             <w:r>
@@ -31404,7 +31434,7 @@
             <w:pPr>
               <w:jc w:val="center"/>
               <w:rPr>
-                <w:rFonts w:eastAsia="標楷體" w:cs="標楷體" w:hint="eastAsia"/>
+                <w:rFonts w:eastAsia="標楷體" w:cs="標楷體"/>
               </w:rPr>
             </w:pPr>
             <w:r>
@@ -31523,7 +31553,7 @@
             <w:pPr>
               <w:jc w:val="center"/>
               <w:rPr>
-                <w:rFonts w:eastAsia="標楷體" w:cs="標楷體" w:hint="eastAsia"/>
+                <w:rFonts w:eastAsia="標楷體" w:cs="標楷體"/>
               </w:rPr>
             </w:pPr>
             <w:r>
@@ -54792,7 +54822,7 @@
               <w:ind w:right="960"/>
               <w:jc w:val="both"/>
               <w:rPr>
-                <w:rFonts w:eastAsia="標楷體" w:cs="標楷體" w:hint="eastAsia"/>
+                <w:rFonts w:eastAsia="標楷體" w:cs="標楷體"/>
               </w:rPr>
             </w:pPr>
             <w:r>
@@ -54856,7 +54886,7 @@
               <w:ind w:right="960"/>
               <w:jc w:val="both"/>
               <w:rPr>
-                <w:rFonts w:eastAsia="標楷體" w:cs="標楷體" w:hint="eastAsia"/>
+                <w:rFonts w:eastAsia="標楷體" w:cs="標楷體"/>
               </w:rPr>
             </w:pPr>
             <w:r>
@@ -54926,7 +54956,7 @@
               <w:ind w:right="960"/>
               <w:jc w:val="both"/>
               <w:rPr>
-                <w:rFonts w:eastAsia="標楷體" w:cs="標楷體" w:hint="eastAsia"/>
+                <w:rFonts w:eastAsia="標楷體" w:cs="標楷體"/>
               </w:rPr>
             </w:pPr>
             <w:r>
@@ -54996,7 +55026,7 @@
               <w:ind w:right="960"/>
               <w:jc w:val="both"/>
               <w:rPr>
-                <w:rFonts w:eastAsia="標楷體" w:cs="標楷體" w:hint="eastAsia"/>
+                <w:rFonts w:eastAsia="標楷體" w:cs="標楷體"/>
               </w:rPr>
             </w:pPr>
             <w:r>
@@ -55266,7 +55296,7 @@
             <w:pPr>
               <w:jc w:val="both"/>
               <w:rPr>
-                <w:rFonts w:eastAsia="標楷體" w:cs="標楷體" w:hint="eastAsia"/>
+                <w:rFonts w:eastAsia="標楷體" w:cs="標楷體"/>
               </w:rPr>
             </w:pPr>
             <w:r>
@@ -56782,7 +56812,7 @@
         <w:spacing w:after="160" w:line="278" w:lineRule="auto"/>
         <w:jc w:val="center"/>
         <w:rPr>
-          <w:rFonts w:eastAsia="標楷體" w:cs="標楷體" w:hint="eastAsia"/>
+          <w:rFonts w:eastAsia="標楷體" w:cs="標楷體"/>
           <w:color w:val="000000" w:themeColor="text1"/>
           <w:sz w:val="28"/>
           <w:szCs w:val="28"/>
@@ -56943,7 +56973,7 @@
             <w:pPr>
               <w:jc w:val="both"/>
               <w:rPr>
-                <w:rFonts w:eastAsia="標楷體" w:cs="標楷體" w:hint="eastAsia"/>
+                <w:rFonts w:eastAsia="標楷體" w:cs="標楷體"/>
               </w:rPr>
             </w:pPr>
             <w:r>
@@ -56981,7 +57011,7 @@
             <w:pPr>
               <w:jc w:val="both"/>
               <w:rPr>
-                <w:rFonts w:eastAsia="標楷體" w:cs="標楷體" w:hint="eastAsia"/>
+                <w:rFonts w:eastAsia="標楷體" w:cs="標楷體"/>
               </w:rPr>
             </w:pPr>
             <w:r>
@@ -57012,7 +57042,7 @@
             <w:pPr>
               <w:jc w:val="both"/>
               <w:rPr>
-                <w:rFonts w:eastAsia="標楷體" w:cs="標楷體" w:hint="eastAsia"/>
+                <w:rFonts w:eastAsia="標楷體" w:cs="標楷體"/>
               </w:rPr>
             </w:pPr>
             <w:r>
@@ -57050,7 +57080,7 @@
             <w:pPr>
               <w:jc w:val="both"/>
               <w:rPr>
-                <w:rFonts w:eastAsia="標楷體" w:cs="標楷體" w:hint="eastAsia"/>
+                <w:rFonts w:eastAsia="標楷體" w:cs="標楷體"/>
               </w:rPr>
             </w:pPr>
             <w:r>
@@ -58053,7 +58083,7 @@
         <w:ind w:left="560"/>
         <w:jc w:val="center"/>
         <w:rPr>
-          <w:rFonts w:eastAsia="標楷體" w:cs="標楷體" w:hint="eastAsia"/>
+          <w:rFonts w:eastAsia="標楷體" w:cs="標楷體"/>
           <w:color w:val="000000" w:themeColor="text1"/>
           <w:sz w:val="28"/>
           <w:szCs w:val="28"/>
@@ -58155,7 +58185,7 @@
             <w:pPr>
               <w:jc w:val="both"/>
               <w:rPr>
-                <w:rFonts w:eastAsia="標楷體" w:cs="標楷體" w:hint="eastAsia"/>
+                <w:rFonts w:eastAsia="標楷體" w:cs="標楷體"/>
               </w:rPr>
             </w:pPr>
             <w:r>
@@ -58212,7 +58242,7 @@
             <w:pPr>
               <w:jc w:val="both"/>
               <w:rPr>
-                <w:rFonts w:eastAsia="標楷體" w:cs="標楷體" w:hint="eastAsia"/>
+                <w:rFonts w:eastAsia="標楷體" w:cs="標楷體"/>
               </w:rPr>
             </w:pPr>
           </w:p>
@@ -58252,7 +58282,7 @@
       <w:pPr>
         <w:widowControl/>
         <w:rPr>
-          <w:rFonts w:eastAsia="標楷體" w:cs="標楷體" w:hint="eastAsia"/>
+          <w:rFonts w:eastAsia="標楷體" w:cs="標楷體"/>
           <w:color w:val="000000" w:themeColor="text1"/>
           <w:sz w:val="28"/>
           <w:szCs w:val="28"/>
@@ -58305,7 +58335,7 @@
         <w:ind w:left="560"/>
         <w:jc w:val="center"/>
         <w:rPr>
-          <w:rFonts w:eastAsia="標楷體" w:cs="標楷體" w:hint="eastAsia"/>
+          <w:rFonts w:eastAsia="標楷體" w:cs="標楷體"/>
           <w:color w:val="000000" w:themeColor="text1"/>
           <w:sz w:val="28"/>
           <w:szCs w:val="28"/>
@@ -58398,7 +58428,7 @@
             <w:pPr>
               <w:jc w:val="both"/>
               <w:rPr>
-                <w:rFonts w:eastAsia="標楷體" w:cs="標楷體" w:hint="eastAsia"/>
+                <w:rFonts w:eastAsia="標楷體" w:cs="標楷體"/>
               </w:rPr>
             </w:pPr>
             <w:r>
@@ -58455,7 +58485,7 @@
             <w:pPr>
               <w:jc w:val="both"/>
               <w:rPr>
-                <w:rFonts w:eastAsia="標楷體" w:cs="標楷體" w:hint="eastAsia"/>
+                <w:rFonts w:eastAsia="標楷體" w:cs="標楷體"/>
               </w:rPr>
             </w:pPr>
           </w:p>
@@ -58507,7 +58537,7 @@
           <w:p>
             <w:pPr>
               <w:rPr>
-                <w:rFonts w:eastAsia="標楷體" w:cs="標楷體" w:hint="eastAsia"/>
+                <w:rFonts w:eastAsia="標楷體" w:cs="標楷體"/>
               </w:rPr>
             </w:pPr>
             <w:r>
@@ -58542,7 +58572,7 @@
           <w:p>
             <w:pPr>
               <w:rPr>
-                <w:rFonts w:eastAsia="標楷體" w:cs="標楷體" w:hint="eastAsia"/>
+                <w:rFonts w:eastAsia="標楷體" w:cs="標楷體"/>
               </w:rPr>
             </w:pPr>
             <w:r>
@@ -58833,7 +58863,7 @@
         <w:overflowPunct w:val="0"/>
         <w:jc w:val="both"/>
         <w:rPr>
-          <w:rFonts w:eastAsia="標楷體" w:cs="標楷體" w:hint="eastAsia"/>
+          <w:rFonts w:eastAsia="標楷體" w:cs="標楷體"/>
           <w:color w:val="000000" w:themeColor="text1"/>
           <w:sz w:val="28"/>
           <w:szCs w:val="28"/>
@@ -58895,7 +58925,16 @@
           <w:sz w:val="32"/>
           <w:szCs w:val="32"/>
         </w:rPr>
-        <w:t>1-</w:t>
+        <w:t>1-2</w:t>
+      </w:r>
+      <w:r>
+        <w:rPr>
+          <w:rFonts w:eastAsia="標楷體" w:cs="標楷體"/>
+          <w:color w:val="000000" w:themeColor="text1"/>
+          <w:sz w:val="32"/>
+          <w:szCs w:val="32"/>
+        </w:rPr>
+        <w:t xml:space="preserve"> </w:t>
       </w:r>
       <w:r>
         <w:rPr>
@@ -58904,24 +58943,6 @@
           <w:sz w:val="32"/>
           <w:szCs w:val="32"/>
         </w:rPr>
-        <w:t>2</w:t>
-      </w:r>
-      <w:r>
-        <w:rPr>
-          <w:rFonts w:eastAsia="標楷體" w:cs="標楷體"/>
-          <w:color w:val="000000" w:themeColor="text1"/>
-          <w:sz w:val="32"/>
-          <w:szCs w:val="32"/>
-        </w:rPr>
-        <w:t xml:space="preserve"> </w:t>
-      </w:r>
-      <w:r>
-        <w:rPr>
-          <w:rFonts w:eastAsia="標楷體" w:cs="標楷體" w:hint="eastAsia"/>
-          <w:color w:val="000000" w:themeColor="text1"/>
-          <w:sz w:val="32"/>
-          <w:szCs w:val="32"/>
-        </w:rPr>
         <w:t>系統連線</w:t>
       </w:r>
     </w:p>
@@ -58947,17 +58968,27 @@
         </w:rPr>
         <w:t>開啟網頁瀏覽器，於網址列輸入：</w:t>
       </w:r>
-      <w:hyperlink r:id="rId53" w:history="1">
-        <w:r>
-          <w:rPr>
-            <w:rStyle w:val="af6"/>
-            <w:rFonts w:eastAsia="標楷體" w:cs="標楷體"/>
-            <w:sz w:val="28"/>
-            <w:szCs w:val="28"/>
-          </w:rPr>
-          <w:t>https://127.0.0.1:8000/</w:t>
-        </w:r>
-      </w:hyperlink>
+      <w:r>
+        <w:fldChar w:fldCharType="begin"/>
+      </w:r>
+      <w:r>
+        <w:instrText>HYPERLINK "https://127.0.0.1:8000/"</w:instrText>
+      </w:r>
+      <w:r>
+        <w:fldChar w:fldCharType="separate"/>
+      </w:r>
+      <w:r>
+        <w:rPr>
+          <w:rStyle w:val="af6"/>
+          <w:rFonts w:eastAsia="標楷體" w:cs="標楷體"/>
+          <w:sz w:val="28"/>
+          <w:szCs w:val="28"/>
+        </w:rPr>
+        <w:t>https://127.0.0.1:8000/</w:t>
+      </w:r>
+      <w:r>
+        <w:fldChar w:fldCharType="end"/>
+      </w:r>
       <w:r>
         <w:rPr>
           <w:rFonts w:eastAsia="標楷體" w:cs="標楷體" w:hint="eastAsia"/>
@@ -59118,56 +59149,38 @@
         <w:ind w:left="560"/>
         <w:jc w:val="center"/>
         <w:rPr>
+          <w:rFonts w:eastAsia="標楷體" w:cs="標楷體"/>
+          <w:color w:val="000000" w:themeColor="text1"/>
+          <w:sz w:val="28"/>
+          <w:szCs w:val="28"/>
+        </w:rPr>
+      </w:pPr>
+      <w:r>
+        <w:rPr>
+          <w:rFonts w:eastAsia="標楷體" w:cs="標楷體"/>
+          <w:color w:val="000000" w:themeColor="text1"/>
+          <w:sz w:val="28"/>
+          <w:szCs w:val="28"/>
+        </w:rPr>
+        <w:t>表</w:t>
+      </w:r>
+      <w:r>
+        <w:rPr>
+          <w:rFonts w:eastAsia="標楷體" w:cs="標楷體"/>
+          <w:color w:val="000000" w:themeColor="text1"/>
+          <w:sz w:val="28"/>
+          <w:szCs w:val="28"/>
+        </w:rPr>
+        <w:t xml:space="preserve"> </w:t>
+      </w:r>
+      <w:r>
+        <w:rPr>
           <w:rFonts w:eastAsia="標楷體" w:cs="標楷體" w:hint="eastAsia"/>
           <w:color w:val="000000" w:themeColor="text1"/>
           <w:sz w:val="28"/>
           <w:szCs w:val="28"/>
         </w:rPr>
-      </w:pPr>
-      <w:r>
-        <w:rPr>
-          <w:rFonts w:eastAsia="標楷體" w:cs="標楷體"/>
-          <w:color w:val="000000" w:themeColor="text1"/>
-          <w:sz w:val="28"/>
-          <w:szCs w:val="28"/>
-        </w:rPr>
-        <w:t>表</w:t>
-      </w:r>
-      <w:r>
-        <w:rPr>
-          <w:rFonts w:eastAsia="標楷體" w:cs="標楷體"/>
-          <w:color w:val="000000" w:themeColor="text1"/>
-          <w:sz w:val="28"/>
-          <w:szCs w:val="28"/>
-        </w:rPr>
-        <w:t xml:space="preserve"> </w:t>
-      </w:r>
-      <w:r>
-        <w:rPr>
-          <w:rFonts w:eastAsia="標楷體" w:cs="標楷體" w:hint="eastAsia"/>
-          <w:color w:val="000000" w:themeColor="text1"/>
-          <w:sz w:val="28"/>
-          <w:szCs w:val="28"/>
-        </w:rPr>
-        <w:t>1</w:t>
-      </w:r>
-      <w:r>
-        <w:rPr>
-          <w:rFonts w:eastAsia="標楷體" w:cs="標楷體" w:hint="eastAsia"/>
-          <w:color w:val="000000" w:themeColor="text1"/>
-          <w:sz w:val="28"/>
-          <w:szCs w:val="28"/>
-        </w:rPr>
-        <w:t>2-</w:t>
-      </w:r>
-      <w:r>
-        <w:rPr>
-          <w:rFonts w:eastAsia="標楷體" w:cs="標楷體" w:hint="eastAsia"/>
-          <w:color w:val="000000" w:themeColor="text1"/>
-          <w:sz w:val="28"/>
-          <w:szCs w:val="28"/>
-        </w:rPr>
-        <w:t>1</w:t>
+        <w:t>12-1</w:t>
       </w:r>
       <w:r>
         <w:rPr>
@@ -59249,7 +59262,7 @@
             <w:pPr>
               <w:jc w:val="center"/>
               <w:rPr>
-                <w:rFonts w:eastAsia="標楷體" w:cs="標楷體" w:hint="eastAsia"/>
+                <w:rFonts w:eastAsia="標楷體" w:cs="標楷體"/>
               </w:rPr>
             </w:pPr>
           </w:p>
@@ -64325,6 +64338,7 @@
   <w:style w:type="character" w:default="1" w:styleId="a1">
     <w:name w:val="Default Paragraph Font"/>
     <w:uiPriority w:val="1"/>
+    <w:semiHidden/>
     <w:unhideWhenUsed/>
   </w:style>
   <w:style w:type="table" w:default="1" w:styleId="a2">

--- a/文件/系統手冊.docx
+++ b/文件/系統手冊.docx
@@ -11501,21 +11501,7 @@
               <w:rPr>
                 <w:rFonts w:eastAsia="標楷體"/>
               </w:rPr>
-              <w:t xml:space="preserve"> Free </w:t>
-            </w:r>
-            <w:proofErr w:type="gramStart"/>
-            <w:r>
-              <w:rPr>
-                <w:rFonts w:eastAsia="標楷體"/>
-              </w:rPr>
-              <w:t>Tier(</w:t>
-            </w:r>
-            <w:proofErr w:type="gramEnd"/>
-            <w:r>
-              <w:rPr>
-                <w:rFonts w:eastAsia="標楷體"/>
-              </w:rPr>
-              <w:t>500 MB)</w:t>
+              <w:t xml:space="preserve"> Free Tier(500 MB)</w:t>
             </w:r>
           </w:p>
         </w:tc>
@@ -39206,21 +39192,7 @@
               <w:rPr>
                 <w:rFonts w:eastAsia="標楷體" w:hint="eastAsia"/>
               </w:rPr>
-              <w:t xml:space="preserve">Default: </w:t>
-            </w:r>
-            <w:proofErr w:type="gramStart"/>
-            <w:r>
-              <w:rPr>
-                <w:rFonts w:eastAsia="標楷體" w:hint="eastAsia"/>
-              </w:rPr>
-              <w:t>now(</w:t>
-            </w:r>
-            <w:proofErr w:type="gramEnd"/>
-            <w:r>
-              <w:rPr>
-                <w:rFonts w:eastAsia="標楷體" w:hint="eastAsia"/>
-              </w:rPr>
-              <w:t>)</w:t>
+              <w:t>Default: now()</w:t>
             </w:r>
           </w:p>
         </w:tc>
@@ -42165,21 +42137,7 @@
               <w:rPr>
                 <w:rFonts w:eastAsia="標楷體" w:hint="eastAsia"/>
               </w:rPr>
-              <w:t xml:space="preserve">Default: </w:t>
-            </w:r>
-            <w:proofErr w:type="gramStart"/>
-            <w:r>
-              <w:rPr>
-                <w:rFonts w:eastAsia="標楷體" w:hint="eastAsia"/>
-              </w:rPr>
-              <w:t>now(</w:t>
-            </w:r>
-            <w:proofErr w:type="gramEnd"/>
-            <w:r>
-              <w:rPr>
-                <w:rFonts w:eastAsia="標楷體" w:hint="eastAsia"/>
-              </w:rPr>
-              <w:t>)</w:t>
+              <w:t>Default: now()</w:t>
             </w:r>
           </w:p>
         </w:tc>
@@ -43683,21 +43641,7 @@
               <w:rPr>
                 <w:rFonts w:eastAsia="標楷體" w:hint="eastAsia"/>
               </w:rPr>
-              <w:t xml:space="preserve">Default: </w:t>
-            </w:r>
-            <w:proofErr w:type="gramStart"/>
-            <w:r>
-              <w:rPr>
-                <w:rFonts w:eastAsia="標楷體" w:hint="eastAsia"/>
-              </w:rPr>
-              <w:t>now(</w:t>
-            </w:r>
-            <w:proofErr w:type="gramEnd"/>
-            <w:r>
-              <w:rPr>
-                <w:rFonts w:eastAsia="標楷體" w:hint="eastAsia"/>
-              </w:rPr>
-              <w:t>)</w:t>
+              <w:t>Default: now()</w:t>
             </w:r>
           </w:p>
         </w:tc>
@@ -44917,21 +44861,7 @@
               <w:rPr>
                 <w:rFonts w:eastAsia="標楷體" w:hint="eastAsia"/>
               </w:rPr>
-              <w:t xml:space="preserve">Default: </w:t>
-            </w:r>
-            <w:proofErr w:type="gramStart"/>
-            <w:r>
-              <w:rPr>
-                <w:rFonts w:eastAsia="標楷體" w:hint="eastAsia"/>
-              </w:rPr>
-              <w:t>now(</w:t>
-            </w:r>
-            <w:proofErr w:type="gramEnd"/>
-            <w:r>
-              <w:rPr>
-                <w:rFonts w:eastAsia="標楷體" w:hint="eastAsia"/>
-              </w:rPr>
-              <w:t>)</w:t>
+              <w:t>Default: now()</w:t>
             </w:r>
           </w:p>
         </w:tc>
@@ -47251,21 +47181,7 @@
               <w:rPr>
                 <w:rFonts w:eastAsia="標楷體" w:hint="eastAsia"/>
               </w:rPr>
-              <w:t xml:space="preserve">Default: </w:t>
-            </w:r>
-            <w:proofErr w:type="gramStart"/>
-            <w:r>
-              <w:rPr>
-                <w:rFonts w:eastAsia="標楷體" w:hint="eastAsia"/>
-              </w:rPr>
-              <w:t>now(</w:t>
-            </w:r>
-            <w:proofErr w:type="gramEnd"/>
-            <w:r>
-              <w:rPr>
-                <w:rFonts w:eastAsia="標楷體" w:hint="eastAsia"/>
-              </w:rPr>
-              <w:t>)</w:t>
+              <w:t>Default: now()</w:t>
             </w:r>
           </w:p>
         </w:tc>
@@ -48621,21 +48537,7 @@
               <w:rPr>
                 <w:rFonts w:eastAsia="標楷體" w:hint="eastAsia"/>
               </w:rPr>
-              <w:t xml:space="preserve">Default: </w:t>
-            </w:r>
-            <w:proofErr w:type="gramStart"/>
-            <w:r>
-              <w:rPr>
-                <w:rFonts w:eastAsia="標楷體" w:hint="eastAsia"/>
-              </w:rPr>
-              <w:t>now(</w:t>
-            </w:r>
-            <w:proofErr w:type="gramEnd"/>
-            <w:r>
-              <w:rPr>
-                <w:rFonts w:eastAsia="標楷體" w:hint="eastAsia"/>
-              </w:rPr>
-              <w:t>)</w:t>
+              <w:t>Default: now()</w:t>
             </w:r>
           </w:p>
         </w:tc>
@@ -50853,21 +50755,7 @@
               <w:rPr>
                 <w:rFonts w:eastAsia="標楷體" w:hint="eastAsia"/>
               </w:rPr>
-              <w:t xml:space="preserve">Default: </w:t>
-            </w:r>
-            <w:proofErr w:type="gramStart"/>
-            <w:r>
-              <w:rPr>
-                <w:rFonts w:eastAsia="標楷體" w:hint="eastAsia"/>
-              </w:rPr>
-              <w:t>now(</w:t>
-            </w:r>
-            <w:proofErr w:type="gramEnd"/>
-            <w:r>
-              <w:rPr>
-                <w:rFonts w:eastAsia="標楷體" w:hint="eastAsia"/>
-              </w:rPr>
-              <w:t>)</w:t>
+              <w:t>Default: now()</w:t>
             </w:r>
           </w:p>
         </w:tc>
@@ -52073,21 +51961,7 @@
               <w:rPr>
                 <w:rFonts w:eastAsia="標楷體" w:hint="eastAsia"/>
               </w:rPr>
-              <w:t xml:space="preserve">Default: </w:t>
-            </w:r>
-            <w:proofErr w:type="gramStart"/>
-            <w:r>
-              <w:rPr>
-                <w:rFonts w:eastAsia="標楷體" w:hint="eastAsia"/>
-              </w:rPr>
-              <w:t>now(</w:t>
-            </w:r>
-            <w:proofErr w:type="gramEnd"/>
-            <w:r>
-              <w:rPr>
-                <w:rFonts w:eastAsia="標楷體" w:hint="eastAsia"/>
-              </w:rPr>
-              <w:t>)</w:t>
+              <w:t>Default: now()</w:t>
             </w:r>
           </w:p>
         </w:tc>
@@ -53125,21 +52999,7 @@
               <w:rPr>
                 <w:rFonts w:eastAsia="標楷體" w:hint="eastAsia"/>
               </w:rPr>
-              <w:t xml:space="preserve">Default: </w:t>
-            </w:r>
-            <w:proofErr w:type="gramStart"/>
-            <w:r>
-              <w:rPr>
-                <w:rFonts w:eastAsia="標楷體" w:hint="eastAsia"/>
-              </w:rPr>
-              <w:t>now(</w:t>
-            </w:r>
-            <w:proofErr w:type="gramEnd"/>
-            <w:r>
-              <w:rPr>
-                <w:rFonts w:eastAsia="標楷體" w:hint="eastAsia"/>
-              </w:rPr>
-              <w:t>)</w:t>
+              <w:t>Default: now()</w:t>
             </w:r>
           </w:p>
         </w:tc>
@@ -58905,16 +58765,16 @@
         <w:rPr>
           <w:rFonts w:eastAsia="標楷體" w:cs="標楷體"/>
           <w:color w:val="000000" w:themeColor="text1"/>
-          <w:sz w:val="32"/>
-          <w:szCs w:val="32"/>
+          <w:sz w:val="28"/>
+          <w:szCs w:val="28"/>
         </w:rPr>
       </w:pPr>
       <w:r>
         <w:rPr>
           <w:rFonts w:eastAsia="標楷體" w:cs="標楷體"/>
           <w:color w:val="000000" w:themeColor="text1"/>
-          <w:sz w:val="32"/>
-          <w:szCs w:val="32"/>
+          <w:sz w:val="28"/>
+          <w:szCs w:val="28"/>
         </w:rPr>
         <w:t>1</w:t>
       </w:r>
@@ -58922,8 +58782,8 @@
         <w:rPr>
           <w:rFonts w:eastAsia="標楷體" w:cs="標楷體" w:hint="eastAsia"/>
           <w:color w:val="000000" w:themeColor="text1"/>
-          <w:sz w:val="32"/>
-          <w:szCs w:val="32"/>
+          <w:sz w:val="28"/>
+          <w:szCs w:val="28"/>
         </w:rPr>
         <w:t>1-2</w:t>
       </w:r>
@@ -58931,8 +58791,8 @@
         <w:rPr>
           <w:rFonts w:eastAsia="標楷體" w:cs="標楷體"/>
           <w:color w:val="000000" w:themeColor="text1"/>
-          <w:sz w:val="32"/>
-          <w:szCs w:val="32"/>
+          <w:sz w:val="28"/>
+          <w:szCs w:val="28"/>
         </w:rPr>
         <w:t xml:space="preserve"> </w:t>
       </w:r>
@@ -58940,8 +58800,8 @@
         <w:rPr>
           <w:rFonts w:eastAsia="標楷體" w:cs="標楷體" w:hint="eastAsia"/>
           <w:color w:val="000000" w:themeColor="text1"/>
-          <w:sz w:val="32"/>
-          <w:szCs w:val="32"/>
+          <w:sz w:val="28"/>
+          <w:szCs w:val="28"/>
         </w:rPr>
         <w:t>系統連線</w:t>
       </w:r>
@@ -58951,7 +58811,6 @@
         <w:widowControl/>
         <w:spacing w:after="160" w:line="278" w:lineRule="auto"/>
         <w:ind w:firstLineChars="200" w:firstLine="560"/>
-        <w:jc w:val="both"/>
         <w:rPr>
           <w:rFonts w:eastAsia="標楷體" w:cs="標楷體"/>
           <w:color w:val="000000" w:themeColor="text1"/>
@@ -58966,29 +58825,18 @@
           <w:sz w:val="28"/>
           <w:szCs w:val="28"/>
         </w:rPr>
-        <w:t>開啟網頁瀏覽器，於網址列輸入：</w:t>
-      </w:r>
-      <w:r>
-        <w:fldChar w:fldCharType="begin"/>
-      </w:r>
-      <w:r>
-        <w:instrText>HYPERLINK "https://127.0.0.1:8000/"</w:instrText>
-      </w:r>
-      <w:r>
-        <w:fldChar w:fldCharType="separate"/>
-      </w:r>
-      <w:r>
-        <w:rPr>
-          <w:rStyle w:val="af6"/>
-          <w:rFonts w:eastAsia="標楷體" w:cs="標楷體"/>
-          <w:sz w:val="28"/>
-          <w:szCs w:val="28"/>
-        </w:rPr>
-        <w:t>https://127.0.0.1:8000/</w:t>
-      </w:r>
-      <w:r>
-        <w:fldChar w:fldCharType="end"/>
-      </w:r>
+        <w:t>開啟網頁瀏覽器，輸入：</w:t>
+      </w:r>
+      <w:hyperlink r:id="rId53" w:history="1">
+        <w:r>
+          <w:rPr>
+            <w:rStyle w:val="af6"/>
+            <w:sz w:val="28"/>
+            <w:szCs w:val="28"/>
+          </w:rPr>
+          <w:t>https://risk-assessment-project-m459.onrender.com</w:t>
+        </w:r>
+      </w:hyperlink>
       <w:r>
         <w:rPr>
           <w:rFonts w:eastAsia="標楷體" w:cs="標楷體" w:hint="eastAsia"/>
@@ -60656,14 +60504,7 @@
         <w:noProof/>
         <w:lang w:val="zh-TW"/>
       </w:rPr>
-      <w:t>5</w:t>
-    </w:r>
-    <w:r>
-      <w:rPr>
-        <w:noProof/>
-        <w:lang w:val="zh-TW"/>
-      </w:rPr>
-      <w:t>5</w:t>
+      <w:t>55</w:t>
     </w:r>
     <w:r>
       <w:fldChar w:fldCharType="end"/>

--- a/文件/系統手冊.docx
+++ b/文件/系統手冊.docx
@@ -358,7 +358,6 @@
         </w:rPr>
         <w:t>目：</w:t>
       </w:r>
-      <w:proofErr w:type="spellStart"/>
       <w:r>
         <w:rPr>
           <w:rFonts w:eastAsia="標楷體" w:hint="eastAsia"/>
@@ -368,7 +367,6 @@
         </w:rPr>
         <w:t>RiskGenie</w:t>
       </w:r>
-      <w:proofErr w:type="spellEnd"/>
       <w:r>
         <w:rPr>
           <w:rFonts w:eastAsia="標楷體" w:hint="eastAsia"/>
@@ -8354,7 +8352,6 @@
         </w:rPr>
         <w:t>本專題旨在開發一套名為「</w:t>
       </w:r>
-      <w:proofErr w:type="spellStart"/>
       <w:r>
         <w:rPr>
           <w:rFonts w:eastAsia="標楷體" w:cs="標楷體"/>
@@ -8363,7 +8360,6 @@
         </w:rPr>
         <w:t>RiskGenie</w:t>
       </w:r>
-      <w:proofErr w:type="spellEnd"/>
       <w:r>
         <w:rPr>
           <w:rFonts w:eastAsia="標楷體" w:cs="標楷體"/>
@@ -9342,7 +9338,6 @@
         </w:rPr>
         <w:t>、</w:t>
       </w:r>
-      <w:proofErr w:type="spellStart"/>
       <w:r>
         <w:rPr>
           <w:rFonts w:eastAsia="標楷體" w:cs="標楷體" w:hint="eastAsia"/>
@@ -9350,17 +9345,7 @@
           <w:sz w:val="28"/>
           <w:szCs w:val="28"/>
         </w:rPr>
-        <w:t>Secorion</w:t>
-      </w:r>
-      <w:proofErr w:type="spellEnd"/>
-      <w:r>
-        <w:rPr>
-          <w:rFonts w:eastAsia="標楷體" w:cs="標楷體" w:hint="eastAsia"/>
-          <w:color w:val="000000" w:themeColor="text1"/>
-          <w:sz w:val="28"/>
-          <w:szCs w:val="28"/>
-        </w:rPr>
-        <w:t xml:space="preserve"> </w:t>
+        <w:t xml:space="preserve">Secorion </w:t>
       </w:r>
       <w:r>
         <w:rPr>
@@ -11489,19 +11474,25 @@
                 <w:rFonts w:eastAsia="標楷體"/>
               </w:rPr>
             </w:pPr>
-            <w:proofErr w:type="spellStart"/>
             <w:r>
               <w:rPr>
                 <w:rFonts w:eastAsia="標楷體"/>
               </w:rPr>
-              <w:t>Supabase</w:t>
-            </w:r>
-            <w:proofErr w:type="spellEnd"/>
+              <w:t xml:space="preserve">Supabase Free </w:t>
+            </w:r>
+            <w:proofErr w:type="gramStart"/>
             <w:r>
               <w:rPr>
                 <w:rFonts w:eastAsia="標楷體"/>
               </w:rPr>
-              <w:t xml:space="preserve"> Free Tier(500 MB)</w:t>
+              <w:t>Tier(</w:t>
+            </w:r>
+            <w:proofErr w:type="gramEnd"/>
+            <w:r>
+              <w:rPr>
+                <w:rFonts w:eastAsia="標楷體"/>
+              </w:rPr>
+              <w:t>500 MB)</w:t>
             </w:r>
           </w:p>
         </w:tc>
@@ -13463,21 +13454,7 @@
               <w:rPr>
                 <w:rFonts w:eastAsia="標楷體" w:cs="標楷體"/>
               </w:rPr>
-              <w:t xml:space="preserve"> </w:t>
-            </w:r>
-            <w:proofErr w:type="spellStart"/>
-            <w:r>
-              <w:rPr>
-                <w:rFonts w:eastAsia="標楷體" w:cs="標楷體"/>
-              </w:rPr>
-              <w:t>RiskGenie</w:t>
-            </w:r>
-            <w:proofErr w:type="spellEnd"/>
-            <w:r>
-              <w:rPr>
-                <w:rFonts w:eastAsia="標楷體" w:cs="標楷體"/>
-              </w:rPr>
-              <w:t xml:space="preserve"> </w:t>
+              <w:t xml:space="preserve"> RiskGenie </w:t>
             </w:r>
             <w:r>
               <w:rPr>
@@ -15664,21 +15641,7 @@
               <w:rPr>
                 <w:rFonts w:eastAsia="標楷體" w:cs="標楷體" w:hint="eastAsia"/>
               </w:rPr>
-              <w:t xml:space="preserve"> </w:t>
-            </w:r>
-            <w:proofErr w:type="spellStart"/>
-            <w:r>
-              <w:rPr>
-                <w:rFonts w:eastAsia="標楷體" w:cs="標楷體" w:hint="eastAsia"/>
-              </w:rPr>
-              <w:t>cia_delta</w:t>
-            </w:r>
-            <w:proofErr w:type="spellEnd"/>
-            <w:r>
-              <w:rPr>
-                <w:rFonts w:eastAsia="標楷體" w:cs="標楷體" w:hint="eastAsia"/>
-              </w:rPr>
-              <w:t>,</w:t>
+              <w:t xml:space="preserve"> cia_delta,</w:t>
             </w:r>
             <w:r>
               <w:rPr>
@@ -16117,19 +16080,11 @@
               </w:rPr>
               <w:t>、</w:t>
             </w:r>
-            <w:proofErr w:type="spellStart"/>
             <w:r>
               <w:rPr>
                 <w:rFonts w:eastAsia="標楷體" w:cs="標楷體" w:hint="eastAsia"/>
               </w:rPr>
-              <w:t>Secorion</w:t>
-            </w:r>
-            <w:proofErr w:type="spellEnd"/>
-            <w:r>
-              <w:rPr>
-                <w:rFonts w:eastAsia="標楷體" w:cs="標楷體" w:hint="eastAsia"/>
-              </w:rPr>
-              <w:t xml:space="preserve"> </w:t>
+              <w:t xml:space="preserve">Secorion </w:t>
             </w:r>
             <w:r>
               <w:rPr>
@@ -17046,19 +17001,11 @@
                 <w:rFonts w:eastAsia="標楷體" w:cs="標楷體"/>
               </w:rPr>
             </w:pPr>
-            <w:proofErr w:type="spellStart"/>
-            <w:r>
-              <w:rPr>
-                <w:rFonts w:eastAsia="標楷體" w:cs="標楷體"/>
-              </w:rPr>
-              <w:t>RiskGenie</w:t>
-            </w:r>
-            <w:proofErr w:type="spellEnd"/>
-            <w:r>
-              <w:rPr>
-                <w:rFonts w:eastAsia="標楷體" w:cs="標楷體"/>
-              </w:rPr>
-              <w:t xml:space="preserve"> </w:t>
+            <w:r>
+              <w:rPr>
+                <w:rFonts w:eastAsia="標楷體" w:cs="標楷體"/>
+              </w:rPr>
+              <w:t xml:space="preserve">RiskGenie </w:t>
             </w:r>
             <w:r>
               <w:rPr>
@@ -17124,19 +17071,11 @@
                 <w:rFonts w:eastAsia="標楷體" w:cs="標楷體"/>
               </w:rPr>
             </w:pPr>
-            <w:proofErr w:type="spellStart"/>
-            <w:r>
-              <w:rPr>
-                <w:rFonts w:eastAsia="標楷體" w:cs="標楷體"/>
-              </w:rPr>
-              <w:t>Secorion</w:t>
-            </w:r>
-            <w:proofErr w:type="spellEnd"/>
-            <w:r>
-              <w:rPr>
-                <w:rFonts w:eastAsia="標楷體" w:cs="標楷體"/>
-              </w:rPr>
-              <w:t xml:space="preserve"> </w:t>
+            <w:r>
+              <w:rPr>
+                <w:rFonts w:eastAsia="標楷體" w:cs="標楷體"/>
+              </w:rPr>
+              <w:t xml:space="preserve">Secorion </w:t>
             </w:r>
             <w:r>
               <w:rPr>
@@ -18311,23 +18250,13 @@
         </w:rPr>
         <w:t>差異化重點：</w:t>
       </w:r>
-      <w:proofErr w:type="spellStart"/>
       <w:r>
         <w:rPr>
           <w:rFonts w:eastAsia="標楷體" w:cs="標楷體" w:hint="eastAsia"/>
           <w:sz w:val="28"/>
           <w:szCs w:val="28"/>
         </w:rPr>
-        <w:t>RiskGenie</w:t>
-      </w:r>
-      <w:proofErr w:type="spellEnd"/>
-      <w:r>
-        <w:rPr>
-          <w:rFonts w:eastAsia="標楷體" w:cs="標楷體" w:hint="eastAsia"/>
-          <w:sz w:val="28"/>
-          <w:szCs w:val="28"/>
-        </w:rPr>
-        <w:t xml:space="preserve"> </w:t>
+        <w:t xml:space="preserve">RiskGenie </w:t>
       </w:r>
       <w:r>
         <w:rPr>
@@ -18937,25 +18866,7 @@
           <w:sz w:val="28"/>
           <w:szCs w:val="28"/>
         </w:rPr>
-        <w:t xml:space="preserve"> </w:t>
-      </w:r>
-      <w:proofErr w:type="spellStart"/>
-      <w:r>
-        <w:rPr>
-          <w:rFonts w:eastAsia="標楷體" w:cs="標楷體" w:hint="eastAsia"/>
-          <w:sz w:val="28"/>
-          <w:szCs w:val="28"/>
-        </w:rPr>
-        <w:t>Supabase</w:t>
-      </w:r>
-      <w:proofErr w:type="spellEnd"/>
-      <w:r>
-        <w:rPr>
-          <w:rFonts w:eastAsia="標楷體" w:cs="標楷體" w:hint="eastAsia"/>
-          <w:sz w:val="28"/>
-          <w:szCs w:val="28"/>
-        </w:rPr>
-        <w:t xml:space="preserve"> </w:t>
+        <w:t xml:space="preserve"> Supabase </w:t>
       </w:r>
       <w:r>
         <w:rPr>
@@ -19235,25 +19146,7 @@
           <w:sz w:val="28"/>
           <w:szCs w:val="28"/>
         </w:rPr>
-        <w:t xml:space="preserve"> </w:t>
-      </w:r>
-      <w:proofErr w:type="spellStart"/>
-      <w:r>
-        <w:rPr>
-          <w:rFonts w:eastAsia="標楷體" w:cs="標楷體"/>
-          <w:sz w:val="28"/>
-          <w:szCs w:val="28"/>
-        </w:rPr>
-        <w:t>Supabase</w:t>
-      </w:r>
-      <w:proofErr w:type="spellEnd"/>
-      <w:r>
-        <w:rPr>
-          <w:rFonts w:eastAsia="標楷體" w:cs="標楷體"/>
-          <w:sz w:val="28"/>
-          <w:szCs w:val="28"/>
-        </w:rPr>
-        <w:t xml:space="preserve"> </w:t>
+        <w:t xml:space="preserve"> Supabase </w:t>
       </w:r>
       <w:r>
         <w:rPr>
@@ -19439,7 +19332,6 @@
         </w:rPr>
         <w:t>後端框架與</w:t>
       </w:r>
-      <w:proofErr w:type="spellStart"/>
       <w:r>
         <w:rPr>
           <w:rFonts w:eastAsia="標楷體" w:cs="標楷體"/>
@@ -19448,7 +19340,6 @@
         </w:rPr>
         <w:t>Supabase</w:t>
       </w:r>
-      <w:proofErr w:type="spellEnd"/>
       <w:r>
         <w:rPr>
           <w:rFonts w:eastAsia="標楷體" w:cs="標楷體"/>
@@ -19514,7 +19405,6 @@
         </w:rPr>
         <w:t>。此外，由於採用</w:t>
       </w:r>
-      <w:proofErr w:type="spellStart"/>
       <w:r>
         <w:rPr>
           <w:rFonts w:eastAsia="標楷體" w:cs="標楷體"/>
@@ -19523,7 +19413,6 @@
         </w:rPr>
         <w:t>Supabase</w:t>
       </w:r>
-      <w:proofErr w:type="spellEnd"/>
       <w:r>
         <w:rPr>
           <w:rFonts w:eastAsia="標楷體" w:cs="標楷體"/>
@@ -19891,14 +19780,12 @@
                 <w:rFonts w:eastAsia="標楷體" w:cs="標楷體"/>
               </w:rPr>
             </w:pPr>
-            <w:proofErr w:type="spellStart"/>
             <w:r>
               <w:rPr>
                 <w:rFonts w:eastAsia="標楷體" w:cs="標楷體"/>
               </w:rPr>
               <w:t>Supabase</w:t>
             </w:r>
-            <w:proofErr w:type="spellEnd"/>
             <w:r>
               <w:rPr>
                 <w:rFonts w:eastAsia="標楷體" w:cs="標楷體"/>
@@ -20742,7 +20629,6 @@
         </w:rPr>
         <w:t>以下列出本系統於開發「</w:t>
       </w:r>
-      <w:proofErr w:type="spellStart"/>
       <w:r>
         <w:rPr>
           <w:rFonts w:eastAsia="標楷體" w:cs="標楷體"/>
@@ -20751,7 +20637,6 @@
         </w:rPr>
         <w:t>RiskGenie</w:t>
       </w:r>
-      <w:proofErr w:type="spellEnd"/>
       <w:r>
         <w:rPr>
           <w:rFonts w:eastAsia="標楷體" w:cs="標楷體"/>
@@ -20941,7 +20826,6 @@
           <w:szCs w:val="28"/>
         </w:rPr>
       </w:pPr>
-      <w:proofErr w:type="spellStart"/>
       <w:r>
         <w:rPr>
           <w:rFonts w:eastAsia="標楷體" w:cs="標楷體"/>
@@ -20950,7 +20834,6 @@
         </w:rPr>
         <w:t>Supabase</w:t>
       </w:r>
-      <w:proofErr w:type="spellEnd"/>
       <w:r>
         <w:rPr>
           <w:rFonts w:eastAsia="標楷體" w:cs="標楷體"/>
@@ -21583,14 +21466,12 @@
               </w:rPr>
               <w:t>、</w:t>
             </w:r>
-            <w:proofErr w:type="spellStart"/>
             <w:r>
               <w:rPr>
                 <w:rFonts w:eastAsia="標楷體" w:cs="標楷體"/>
               </w:rPr>
               <w:t>Supabase</w:t>
             </w:r>
-            <w:proofErr w:type="spellEnd"/>
           </w:p>
         </w:tc>
       </w:tr>
@@ -21832,14 +21713,12 @@
               </w:rPr>
               <w:t>、</w:t>
             </w:r>
-            <w:proofErr w:type="spellStart"/>
             <w:r>
               <w:rPr>
                 <w:rFonts w:eastAsia="標楷體" w:cs="標楷體"/>
               </w:rPr>
               <w:t>Supabase</w:t>
             </w:r>
-            <w:proofErr w:type="spellEnd"/>
             <w:r>
               <w:rPr>
                 <w:rFonts w:eastAsia="標楷體" w:cs="標楷體"/>
@@ -29907,25 +29786,7 @@
           <w:sz w:val="28"/>
           <w:szCs w:val="28"/>
         </w:rPr>
-        <w:t xml:space="preserve"> </w:t>
-      </w:r>
-      <w:proofErr w:type="spellStart"/>
-      <w:r>
-        <w:rPr>
-          <w:rFonts w:eastAsia="標楷體" w:cs="標楷體"/>
-          <w:sz w:val="28"/>
-          <w:szCs w:val="28"/>
-        </w:rPr>
-        <w:t>RiskGenie</w:t>
-      </w:r>
-      <w:proofErr w:type="spellEnd"/>
-      <w:r>
-        <w:rPr>
-          <w:rFonts w:eastAsia="標楷體" w:cs="標楷體"/>
-          <w:sz w:val="28"/>
-          <w:szCs w:val="28"/>
-        </w:rPr>
-        <w:t xml:space="preserve"> </w:t>
+        <w:t xml:space="preserve"> RiskGenie </w:t>
       </w:r>
       <w:r>
         <w:rPr>
@@ -37971,14 +37832,12 @@
                 <w:kern w:val="0"/>
               </w:rPr>
             </w:pPr>
-            <w:proofErr w:type="spellStart"/>
             <w:r>
               <w:rPr>
                 <w:rFonts w:eastAsia="標楷體" w:hint="eastAsia"/>
               </w:rPr>
               <w:t>asset_id_code</w:t>
             </w:r>
-            <w:proofErr w:type="spellEnd"/>
           </w:p>
         </w:tc>
         <w:tc>
@@ -38080,14 +37939,12 @@
                 <w:kern w:val="0"/>
               </w:rPr>
             </w:pPr>
-            <w:proofErr w:type="spellStart"/>
             <w:r>
               <w:rPr>
                 <w:rFonts w:eastAsia="標楷體" w:hint="eastAsia"/>
               </w:rPr>
               <w:t>asset_name</w:t>
             </w:r>
-            <w:proofErr w:type="spellEnd"/>
           </w:p>
         </w:tc>
         <w:tc>
@@ -38183,14 +38040,12 @@
                 <w:kern w:val="0"/>
               </w:rPr>
             </w:pPr>
-            <w:proofErr w:type="spellStart"/>
             <w:r>
               <w:rPr>
                 <w:rFonts w:eastAsia="標楷體" w:hint="eastAsia"/>
               </w:rPr>
               <w:t>asset_type</w:t>
             </w:r>
-            <w:proofErr w:type="spellEnd"/>
           </w:p>
         </w:tc>
         <w:tc>
@@ -38387,14 +38242,12 @@
                 <w:kern w:val="0"/>
               </w:rPr>
             </w:pPr>
-            <w:proofErr w:type="spellStart"/>
             <w:r>
               <w:rPr>
                 <w:rFonts w:eastAsia="標楷體" w:hint="eastAsia"/>
               </w:rPr>
               <w:t>data_type</w:t>
             </w:r>
-            <w:proofErr w:type="spellEnd"/>
           </w:p>
         </w:tc>
         <w:tc>
@@ -38591,14 +38444,12 @@
                 <w:kern w:val="0"/>
               </w:rPr>
             </w:pPr>
-            <w:proofErr w:type="spellStart"/>
             <w:r>
               <w:rPr>
                 <w:rFonts w:eastAsia="標楷體" w:hint="eastAsia"/>
               </w:rPr>
               <w:t>system_dependency</w:t>
             </w:r>
-            <w:proofErr w:type="spellEnd"/>
           </w:p>
         </w:tc>
         <w:tc>
@@ -38997,14 +38848,12 @@
                 <w:kern w:val="0"/>
               </w:rPr>
             </w:pPr>
-            <w:proofErr w:type="spellStart"/>
             <w:r>
               <w:rPr>
                 <w:rFonts w:eastAsia="標楷體" w:hint="eastAsia"/>
               </w:rPr>
               <w:t>threat_level</w:t>
             </w:r>
-            <w:proofErr w:type="spellEnd"/>
           </w:p>
         </w:tc>
         <w:tc>
@@ -39100,14 +38949,12 @@
                 <w:kern w:val="0"/>
               </w:rPr>
             </w:pPr>
-            <w:proofErr w:type="spellStart"/>
             <w:r>
               <w:rPr>
                 <w:rFonts w:eastAsia="標楷體" w:hint="eastAsia"/>
               </w:rPr>
               <w:t>created_at</w:t>
             </w:r>
-            <w:proofErr w:type="spellEnd"/>
           </w:p>
         </w:tc>
         <w:tc>
@@ -39123,14 +38970,12 @@
                 <w:kern w:val="0"/>
               </w:rPr>
             </w:pPr>
-            <w:proofErr w:type="spellStart"/>
             <w:r>
               <w:rPr>
                 <w:rFonts w:eastAsia="標楷體" w:hint="eastAsia"/>
               </w:rPr>
               <w:t>timestamptz</w:t>
             </w:r>
-            <w:proofErr w:type="spellEnd"/>
           </w:p>
         </w:tc>
         <w:tc>
@@ -39192,7 +39037,21 @@
               <w:rPr>
                 <w:rFonts w:eastAsia="標楷體" w:hint="eastAsia"/>
               </w:rPr>
-              <w:t>Default: now()</w:t>
+              <w:t xml:space="preserve">Default: </w:t>
+            </w:r>
+            <w:proofErr w:type="gramStart"/>
+            <w:r>
+              <w:rPr>
+                <w:rFonts w:eastAsia="標楷體" w:hint="eastAsia"/>
+              </w:rPr>
+              <w:t>now(</w:t>
+            </w:r>
+            <w:proofErr w:type="gramEnd"/>
+            <w:r>
+              <w:rPr>
+                <w:rFonts w:eastAsia="標楷體" w:hint="eastAsia"/>
+              </w:rPr>
+              <w:t>)</w:t>
             </w:r>
           </w:p>
         </w:tc>
@@ -39211,7 +39070,6 @@
                 <w:kern w:val="0"/>
               </w:rPr>
             </w:pPr>
-            <w:proofErr w:type="spellStart"/>
             <w:r>
               <w:rPr>
                 <w:rFonts w:eastAsia="標楷體" w:hint="eastAsia"/>
@@ -39219,7 +39077,6 @@
               <w:lastRenderedPageBreak/>
               <w:t>original_label</w:t>
             </w:r>
-            <w:proofErr w:type="spellEnd"/>
           </w:p>
         </w:tc>
         <w:tc>
@@ -39315,14 +39172,12 @@
                 <w:kern w:val="0"/>
               </w:rPr>
             </w:pPr>
-            <w:proofErr w:type="spellStart"/>
             <w:r>
               <w:rPr>
                 <w:rFonts w:eastAsia="標楷體" w:hint="eastAsia"/>
               </w:rPr>
               <w:t>company_id</w:t>
             </w:r>
-            <w:proofErr w:type="spellEnd"/>
           </w:p>
         </w:tc>
         <w:tc>
@@ -39442,14 +39297,12 @@
                 <w:kern w:val="0"/>
               </w:rPr>
             </w:pPr>
-            <w:proofErr w:type="spellStart"/>
             <w:r>
               <w:rPr>
                 <w:rFonts w:eastAsia="標楷體" w:hint="eastAsia"/>
               </w:rPr>
               <w:t>department_id</w:t>
             </w:r>
-            <w:proofErr w:type="spellEnd"/>
           </w:p>
         </w:tc>
         <w:tc>
@@ -39569,14 +39422,12 @@
                 <w:kern w:val="0"/>
               </w:rPr>
             </w:pPr>
-            <w:proofErr w:type="spellStart"/>
             <w:r>
               <w:rPr>
                 <w:rFonts w:eastAsia="標楷體" w:hint="eastAsia"/>
               </w:rPr>
               <w:t>risk_owner</w:t>
             </w:r>
-            <w:proofErr w:type="spellEnd"/>
           </w:p>
         </w:tc>
         <w:tc>
@@ -39767,14 +39618,12 @@
                 <w:kern w:val="0"/>
               </w:rPr>
             </w:pPr>
-            <w:proofErr w:type="spellStart"/>
             <w:r>
               <w:rPr>
                 <w:rFonts w:eastAsia="標楷體" w:hint="eastAsia"/>
               </w:rPr>
               <w:t>use_department</w:t>
             </w:r>
-            <w:proofErr w:type="spellEnd"/>
           </w:p>
         </w:tc>
         <w:tc>
@@ -40063,14 +39912,12 @@
                 <w:kern w:val="0"/>
               </w:rPr>
             </w:pPr>
-            <w:proofErr w:type="spellStart"/>
             <w:r>
               <w:rPr>
                 <w:rFonts w:eastAsia="標楷體" w:hint="eastAsia"/>
               </w:rPr>
               <w:t>asset_value</w:t>
             </w:r>
-            <w:proofErr w:type="spellEnd"/>
           </w:p>
         </w:tc>
         <w:tc>
@@ -40173,14 +40020,12 @@
                 <w:kern w:val="0"/>
               </w:rPr>
             </w:pPr>
-            <w:proofErr w:type="spellStart"/>
             <w:r>
               <w:rPr>
                 <w:rFonts w:eastAsia="標楷體" w:hint="eastAsia"/>
               </w:rPr>
               <w:t>upload_user</w:t>
             </w:r>
-            <w:proofErr w:type="spellEnd"/>
           </w:p>
         </w:tc>
         <w:tc>
@@ -40270,14 +40115,12 @@
                 <w:rFonts w:eastAsia="標楷體"/>
               </w:rPr>
             </w:pPr>
-            <w:proofErr w:type="spellStart"/>
             <w:r>
               <w:rPr>
                 <w:rFonts w:eastAsia="標楷體" w:hint="eastAsia"/>
               </w:rPr>
               <w:t>is_deleted</w:t>
             </w:r>
-            <w:proofErr w:type="spellEnd"/>
           </w:p>
         </w:tc>
         <w:tc>
@@ -40493,7 +40336,6 @@
         </w:rPr>
         <w:t xml:space="preserve"> </w:t>
       </w:r>
-      <w:proofErr w:type="spellStart"/>
       <w:r>
         <w:rPr>
           <w:rFonts w:eastAsia="標楷體" w:cs="標楷體" w:hint="eastAsia"/>
@@ -40501,17 +40343,7 @@
           <w:sz w:val="28"/>
           <w:szCs w:val="28"/>
         </w:rPr>
-        <w:t>audit_logs</w:t>
-      </w:r>
-      <w:proofErr w:type="spellEnd"/>
-      <w:r>
-        <w:rPr>
-          <w:rFonts w:eastAsia="標楷體" w:cs="標楷體" w:hint="eastAsia"/>
-          <w:color w:val="000000" w:themeColor="text1"/>
-          <w:sz w:val="28"/>
-          <w:szCs w:val="28"/>
-        </w:rPr>
-        <w:t xml:space="preserve"> (</w:t>
+        <w:t>audit_logs (</w:t>
       </w:r>
       <w:r>
         <w:rPr>
@@ -40932,14 +40764,12 @@
                 <w:kern w:val="0"/>
               </w:rPr>
             </w:pPr>
-            <w:proofErr w:type="spellStart"/>
             <w:r>
               <w:rPr>
                 <w:rFonts w:eastAsia="標楷體" w:hint="eastAsia"/>
               </w:rPr>
               <w:t>log_time</w:t>
             </w:r>
-            <w:proofErr w:type="spellEnd"/>
           </w:p>
         </w:tc>
         <w:tc>
@@ -40955,14 +40785,12 @@
                 <w:kern w:val="0"/>
               </w:rPr>
             </w:pPr>
-            <w:proofErr w:type="spellStart"/>
             <w:r>
               <w:rPr>
                 <w:rFonts w:eastAsia="標楷體" w:hint="eastAsia"/>
               </w:rPr>
               <w:t>timestamptz</w:t>
             </w:r>
-            <w:proofErr w:type="spellEnd"/>
           </w:p>
         </w:tc>
         <w:tc>
@@ -41037,14 +40865,12 @@
                 <w:kern w:val="0"/>
               </w:rPr>
             </w:pPr>
-            <w:proofErr w:type="spellStart"/>
             <w:r>
               <w:rPr>
                 <w:rFonts w:eastAsia="標楷體" w:hint="eastAsia"/>
               </w:rPr>
               <w:t>user_id</w:t>
             </w:r>
-            <w:proofErr w:type="spellEnd"/>
           </w:p>
         </w:tc>
         <w:tc>
@@ -41060,14 +40886,12 @@
                 <w:kern w:val="0"/>
               </w:rPr>
             </w:pPr>
-            <w:proofErr w:type="spellStart"/>
             <w:r>
               <w:rPr>
                 <w:rFonts w:eastAsia="標楷體" w:hint="eastAsia"/>
               </w:rPr>
               <w:t>uuid</w:t>
             </w:r>
-            <w:proofErr w:type="spellEnd"/>
           </w:p>
         </w:tc>
         <w:tc>
@@ -41166,14 +40990,12 @@
                 <w:kern w:val="0"/>
               </w:rPr>
             </w:pPr>
-            <w:proofErr w:type="spellStart"/>
             <w:r>
               <w:rPr>
                 <w:rFonts w:eastAsia="標楷體" w:hint="eastAsia"/>
               </w:rPr>
               <w:t>asset_id</w:t>
             </w:r>
-            <w:proofErr w:type="spellEnd"/>
           </w:p>
         </w:tc>
         <w:tc>
@@ -41292,14 +41114,12 @@
                 <w:kern w:val="0"/>
               </w:rPr>
             </w:pPr>
-            <w:proofErr w:type="spellStart"/>
             <w:r>
               <w:rPr>
                 <w:rFonts w:eastAsia="標楷體" w:hint="eastAsia"/>
               </w:rPr>
               <w:t>ip_address</w:t>
             </w:r>
-            <w:proofErr w:type="spellEnd"/>
           </w:p>
         </w:tc>
         <w:tc>
@@ -41314,14 +41134,12 @@
                 <w:kern w:val="0"/>
               </w:rPr>
             </w:pPr>
-            <w:proofErr w:type="spellStart"/>
             <w:r>
               <w:rPr>
                 <w:rFonts w:eastAsia="標楷體" w:hint="eastAsia"/>
               </w:rPr>
               <w:t>inet</w:t>
             </w:r>
-            <w:proofErr w:type="spellEnd"/>
           </w:p>
         </w:tc>
         <w:tc>
@@ -41524,14 +41342,12 @@
                 <w:kern w:val="0"/>
               </w:rPr>
             </w:pPr>
-            <w:proofErr w:type="spellStart"/>
             <w:r>
               <w:rPr>
                 <w:rFonts w:eastAsia="標楷體" w:hint="eastAsia"/>
               </w:rPr>
               <w:t>asset_code</w:t>
             </w:r>
-            <w:proofErr w:type="spellEnd"/>
           </w:p>
         </w:tc>
         <w:tc>
@@ -41953,14 +41769,12 @@
                 <w:kern w:val="0"/>
               </w:rPr>
             </w:pPr>
-            <w:proofErr w:type="spellStart"/>
             <w:r>
               <w:rPr>
                 <w:rFonts w:eastAsia="標楷體" w:hint="eastAsia"/>
               </w:rPr>
               <w:t>company_name</w:t>
             </w:r>
-            <w:proofErr w:type="spellEnd"/>
           </w:p>
         </w:tc>
         <w:tc>
@@ -42051,14 +41865,12 @@
                 <w:kern w:val="0"/>
               </w:rPr>
             </w:pPr>
-            <w:proofErr w:type="spellStart"/>
             <w:r>
               <w:rPr>
                 <w:rFonts w:eastAsia="標楷體" w:hint="eastAsia"/>
               </w:rPr>
               <w:t>created_at</w:t>
             </w:r>
-            <w:proofErr w:type="spellEnd"/>
           </w:p>
         </w:tc>
         <w:tc>
@@ -42137,7 +41949,21 @@
               <w:rPr>
                 <w:rFonts w:eastAsia="標楷體" w:hint="eastAsia"/>
               </w:rPr>
-              <w:t>Default: now()</w:t>
+              <w:t xml:space="preserve">Default: </w:t>
+            </w:r>
+            <w:proofErr w:type="gramStart"/>
+            <w:r>
+              <w:rPr>
+                <w:rFonts w:eastAsia="標楷體" w:hint="eastAsia"/>
+              </w:rPr>
+              <w:t>now(</w:t>
+            </w:r>
+            <w:proofErr w:type="gramEnd"/>
+            <w:r>
+              <w:rPr>
+                <w:rFonts w:eastAsia="標楷體" w:hint="eastAsia"/>
+              </w:rPr>
+              <w:t>)</w:t>
             </w:r>
           </w:p>
         </w:tc>
@@ -42189,27 +42015,7 @@
           <w:sz w:val="28"/>
           <w:szCs w:val="28"/>
         </w:rPr>
-        <w:t xml:space="preserve"> </w:t>
-      </w:r>
-      <w:proofErr w:type="spellStart"/>
-      <w:r>
-        <w:rPr>
-          <w:rFonts w:eastAsia="標楷體" w:cs="標楷體"/>
-          <w:color w:val="000000" w:themeColor="text1"/>
-          <w:sz w:val="28"/>
-          <w:szCs w:val="28"/>
-        </w:rPr>
-        <w:t>cve_documents</w:t>
-      </w:r>
-      <w:proofErr w:type="spellEnd"/>
-      <w:r>
-        <w:rPr>
-          <w:rFonts w:eastAsia="標楷體" w:cs="標楷體"/>
-          <w:color w:val="000000" w:themeColor="text1"/>
-          <w:sz w:val="28"/>
-          <w:szCs w:val="28"/>
-        </w:rPr>
-        <w:t xml:space="preserve"> </w:t>
+        <w:t xml:space="preserve"> cve_documents </w:t>
       </w:r>
       <w:r>
         <w:rPr>
@@ -42529,14 +42335,12 @@
                 <w:kern w:val="0"/>
               </w:rPr>
             </w:pPr>
-            <w:proofErr w:type="spellStart"/>
             <w:r>
               <w:rPr>
                 <w:rFonts w:eastAsia="標楷體" w:hint="eastAsia"/>
               </w:rPr>
               <w:t>cve_id</w:t>
             </w:r>
-            <w:proofErr w:type="spellEnd"/>
           </w:p>
         </w:tc>
         <w:tc>
@@ -42745,14 +42549,12 @@
                 <w:kern w:val="0"/>
               </w:rPr>
             </w:pPr>
-            <w:proofErr w:type="spellStart"/>
             <w:r>
               <w:rPr>
                 <w:rFonts w:eastAsia="標楷體" w:hint="eastAsia"/>
               </w:rPr>
               <w:t>cvss_score</w:t>
             </w:r>
-            <w:proofErr w:type="spellEnd"/>
           </w:p>
         </w:tc>
         <w:tc>
@@ -42955,14 +42757,12 @@
                 <w:kern w:val="0"/>
               </w:rPr>
             </w:pPr>
-            <w:proofErr w:type="spellStart"/>
             <w:r>
               <w:rPr>
                 <w:rFonts w:eastAsia="標楷體" w:hint="eastAsia"/>
               </w:rPr>
               <w:t>cwe</w:t>
             </w:r>
-            <w:proofErr w:type="spellEnd"/>
           </w:p>
         </w:tc>
         <w:tc>
@@ -43357,14 +43157,12 @@
                 <w:kern w:val="0"/>
               </w:rPr>
             </w:pPr>
-            <w:proofErr w:type="spellStart"/>
             <w:r>
               <w:rPr>
                 <w:rFonts w:eastAsia="標楷體" w:hint="eastAsia"/>
               </w:rPr>
               <w:t>last_modified</w:t>
             </w:r>
-            <w:proofErr w:type="spellEnd"/>
           </w:p>
         </w:tc>
         <w:tc>
@@ -43455,14 +43253,12 @@
                 <w:kern w:val="0"/>
               </w:rPr>
             </w:pPr>
-            <w:proofErr w:type="spellStart"/>
             <w:r>
               <w:rPr>
                 <w:rFonts w:eastAsia="標楷體" w:hint="eastAsia"/>
               </w:rPr>
               <w:t>reference_urls</w:t>
             </w:r>
-            <w:proofErr w:type="spellEnd"/>
           </w:p>
         </w:tc>
         <w:tc>
@@ -43477,14 +43273,12 @@
                 <w:kern w:val="0"/>
               </w:rPr>
             </w:pPr>
-            <w:proofErr w:type="spellStart"/>
             <w:r>
               <w:rPr>
                 <w:rFonts w:eastAsia="標楷體" w:hint="eastAsia"/>
               </w:rPr>
               <w:t>jsonb</w:t>
             </w:r>
-            <w:proofErr w:type="spellEnd"/>
           </w:p>
         </w:tc>
         <w:tc>
@@ -43555,14 +43349,12 @@
                 <w:kern w:val="0"/>
               </w:rPr>
             </w:pPr>
-            <w:proofErr w:type="spellStart"/>
             <w:r>
               <w:rPr>
                 <w:rFonts w:eastAsia="標楷體" w:hint="eastAsia"/>
               </w:rPr>
               <w:t>created_at</w:t>
             </w:r>
-            <w:proofErr w:type="spellEnd"/>
           </w:p>
         </w:tc>
         <w:tc>
@@ -43641,7 +43433,21 @@
               <w:rPr>
                 <w:rFonts w:eastAsia="標楷體" w:hint="eastAsia"/>
               </w:rPr>
-              <w:t>Default: now()</w:t>
+              <w:t xml:space="preserve">Default: </w:t>
+            </w:r>
+            <w:proofErr w:type="gramStart"/>
+            <w:r>
+              <w:rPr>
+                <w:rFonts w:eastAsia="標楷體" w:hint="eastAsia"/>
+              </w:rPr>
+              <w:t>now(</w:t>
+            </w:r>
+            <w:proofErr w:type="gramEnd"/>
+            <w:r>
+              <w:rPr>
+                <w:rFonts w:eastAsia="標楷體" w:hint="eastAsia"/>
+              </w:rPr>
+              <w:t>)</w:t>
             </w:r>
           </w:p>
         </w:tc>
@@ -43659,14 +43465,12 @@
                 <w:kern w:val="0"/>
               </w:rPr>
             </w:pPr>
-            <w:proofErr w:type="spellStart"/>
             <w:r>
               <w:rPr>
                 <w:rFonts w:eastAsia="標楷體" w:hint="eastAsia"/>
               </w:rPr>
               <w:t>content_hash</w:t>
             </w:r>
-            <w:proofErr w:type="spellEnd"/>
           </w:p>
         </w:tc>
         <w:tc>
@@ -43757,14 +43561,12 @@
                 <w:kern w:val="0"/>
               </w:rPr>
             </w:pPr>
-            <w:proofErr w:type="spellStart"/>
             <w:r>
               <w:rPr>
                 <w:rFonts w:eastAsia="標楷體" w:hint="eastAsia"/>
               </w:rPr>
               <w:t>source_modified_at</w:t>
             </w:r>
-            <w:proofErr w:type="spellEnd"/>
           </w:p>
         </w:tc>
         <w:tc>
@@ -43779,14 +43581,12 @@
                 <w:kern w:val="0"/>
               </w:rPr>
             </w:pPr>
-            <w:proofErr w:type="spellStart"/>
             <w:r>
               <w:rPr>
                 <w:rFonts w:eastAsia="標楷體" w:hint="eastAsia"/>
               </w:rPr>
               <w:t>timestamptz</w:t>
             </w:r>
-            <w:proofErr w:type="spellEnd"/>
           </w:p>
         </w:tc>
         <w:tc>
@@ -43857,14 +43657,12 @@
                 <w:kern w:val="0"/>
               </w:rPr>
             </w:pPr>
-            <w:proofErr w:type="spellStart"/>
             <w:r>
               <w:rPr>
                 <w:rFonts w:eastAsia="標楷體" w:hint="eastAsia"/>
               </w:rPr>
               <w:t>synced_at</w:t>
             </w:r>
-            <w:proofErr w:type="spellEnd"/>
           </w:p>
         </w:tc>
         <w:tc>
@@ -43879,14 +43677,12 @@
                 <w:kern w:val="0"/>
               </w:rPr>
             </w:pPr>
-            <w:proofErr w:type="spellStart"/>
             <w:r>
               <w:rPr>
                 <w:rFonts w:eastAsia="標楷體" w:hint="eastAsia"/>
               </w:rPr>
               <w:t>timestamptz</w:t>
             </w:r>
-            <w:proofErr w:type="spellEnd"/>
           </w:p>
         </w:tc>
         <w:tc>
@@ -43957,14 +43753,12 @@
                 <w:kern w:val="0"/>
               </w:rPr>
             </w:pPr>
-            <w:proofErr w:type="spellStart"/>
             <w:r>
               <w:rPr>
                 <w:rFonts w:eastAsia="標楷體" w:hint="eastAsia"/>
               </w:rPr>
               <w:t>published_at</w:t>
             </w:r>
-            <w:proofErr w:type="spellEnd"/>
           </w:p>
         </w:tc>
         <w:tc>
@@ -43979,14 +43773,12 @@
                 <w:kern w:val="0"/>
               </w:rPr>
             </w:pPr>
-            <w:proofErr w:type="spellStart"/>
             <w:r>
               <w:rPr>
                 <w:rFonts w:eastAsia="標楷體" w:hint="eastAsia"/>
               </w:rPr>
               <w:t>timestamptz</w:t>
             </w:r>
-            <w:proofErr w:type="spellEnd"/>
           </w:p>
         </w:tc>
         <w:tc>
@@ -44091,19 +43883,8 @@
           <w:sz w:val="28"/>
           <w:szCs w:val="28"/>
         </w:rPr>
-        <w:t xml:space="preserve"> </w:t>
-      </w:r>
-      <w:proofErr w:type="spellStart"/>
-      <w:r>
-        <w:rPr>
-          <w:rFonts w:eastAsia="標楷體" w:cs="標楷體"/>
-          <w:color w:val="000000" w:themeColor="text1"/>
-          <w:sz w:val="28"/>
-          <w:szCs w:val="28"/>
-        </w:rPr>
-        <w:t>cve_embeddings</w:t>
-      </w:r>
-      <w:proofErr w:type="spellEnd"/>
+        <w:t xml:space="preserve"> cve_embeddings</w:t>
+      </w:r>
       <w:r>
         <w:rPr>
           <w:rFonts w:eastAsia="標楷體" w:cs="標楷體" w:hint="eastAsia"/>
@@ -44422,14 +44203,12 @@
                 <w:kern w:val="0"/>
               </w:rPr>
             </w:pPr>
-            <w:proofErr w:type="spellStart"/>
             <w:r>
               <w:rPr>
                 <w:rFonts w:eastAsia="標楷體" w:hint="eastAsia"/>
               </w:rPr>
               <w:t>cve_id</w:t>
             </w:r>
-            <w:proofErr w:type="spellEnd"/>
           </w:p>
         </w:tc>
         <w:tc>
@@ -44530,16 +44309,8 @@
               <w:rPr>
                 <w:rFonts w:eastAsia="標楷體" w:hint="eastAsia"/>
               </w:rPr>
-              <w:t xml:space="preserve"> </w:t>
-            </w:r>
-            <w:proofErr w:type="spellStart"/>
-            <w:r>
-              <w:rPr>
-                <w:rFonts w:eastAsia="標楷體" w:hint="eastAsia"/>
-              </w:rPr>
-              <w:t>cve_documents.cve_id</w:t>
-            </w:r>
-            <w:proofErr w:type="spellEnd"/>
+              <w:t xml:space="preserve"> cve_documents.cve_id</w:t>
+            </w:r>
             <w:r>
               <w:rPr>
                 <w:rFonts w:eastAsia="標楷體" w:hint="eastAsia"/>
@@ -44771,14 +44542,12 @@
                 <w:kern w:val="0"/>
               </w:rPr>
             </w:pPr>
-            <w:proofErr w:type="spellStart"/>
             <w:r>
               <w:rPr>
                 <w:rFonts w:eastAsia="標楷體" w:hint="eastAsia"/>
               </w:rPr>
               <w:t>created_at</w:t>
             </w:r>
-            <w:proofErr w:type="spellEnd"/>
           </w:p>
         </w:tc>
         <w:tc>
@@ -44861,7 +44630,21 @@
               <w:rPr>
                 <w:rFonts w:eastAsia="標楷體" w:hint="eastAsia"/>
               </w:rPr>
-              <w:t>Default: now()</w:t>
+              <w:t xml:space="preserve">Default: </w:t>
+            </w:r>
+            <w:proofErr w:type="gramStart"/>
+            <w:r>
+              <w:rPr>
+                <w:rFonts w:eastAsia="標楷體" w:hint="eastAsia"/>
+              </w:rPr>
+              <w:t>now(</w:t>
+            </w:r>
+            <w:proofErr w:type="gramEnd"/>
+            <w:r>
+              <w:rPr>
+                <w:rFonts w:eastAsia="標楷體" w:hint="eastAsia"/>
+              </w:rPr>
+              <w:t>)</w:t>
             </w:r>
           </w:p>
         </w:tc>
@@ -44880,14 +44663,12 @@
                 <w:kern w:val="0"/>
               </w:rPr>
             </w:pPr>
-            <w:proofErr w:type="spellStart"/>
             <w:r>
               <w:rPr>
                 <w:rFonts w:eastAsia="標楷體" w:hint="eastAsia"/>
               </w:rPr>
               <w:t>content_hash</w:t>
             </w:r>
-            <w:proofErr w:type="spellEnd"/>
           </w:p>
         </w:tc>
         <w:tc>
@@ -44983,14 +44764,12 @@
                 <w:kern w:val="0"/>
               </w:rPr>
             </w:pPr>
-            <w:proofErr w:type="spellStart"/>
             <w:r>
               <w:rPr>
                 <w:rFonts w:eastAsia="標楷體" w:hint="eastAsia"/>
               </w:rPr>
               <w:t>updated_at</w:t>
             </w:r>
-            <w:proofErr w:type="spellEnd"/>
           </w:p>
         </w:tc>
         <w:tc>
@@ -45006,14 +44785,12 @@
                 <w:kern w:val="0"/>
               </w:rPr>
             </w:pPr>
-            <w:proofErr w:type="spellStart"/>
             <w:r>
               <w:rPr>
                 <w:rFonts w:eastAsia="標楷體" w:hint="eastAsia"/>
               </w:rPr>
               <w:t>timestamptz</w:t>
             </w:r>
-            <w:proofErr w:type="spellEnd"/>
           </w:p>
         </w:tc>
         <w:tc>
@@ -45123,14 +44900,12 @@
         </w:rPr>
         <w:t xml:space="preserve"> </w:t>
       </w:r>
-      <w:proofErr w:type="spellStart"/>
       <w:r>
         <w:rPr>
           <w:rFonts w:eastAsia="標楷體"/>
         </w:rPr>
         <w:t>cve_sync_runs</w:t>
       </w:r>
-      <w:proofErr w:type="spellEnd"/>
       <w:r>
         <w:rPr>
           <w:rFonts w:eastAsia="標楷體" w:cs="標楷體" w:hint="eastAsia"/>
@@ -45449,14 +45224,12 @@
                 <w:kern w:val="0"/>
               </w:rPr>
             </w:pPr>
-            <w:proofErr w:type="spellStart"/>
             <w:r>
               <w:rPr>
                 <w:rFonts w:eastAsia="標楷體" w:hint="eastAsia"/>
               </w:rPr>
               <w:t>started_at</w:t>
             </w:r>
-            <w:proofErr w:type="spellEnd"/>
           </w:p>
         </w:tc>
         <w:tc>
@@ -45472,14 +45245,12 @@
                 <w:kern w:val="0"/>
               </w:rPr>
             </w:pPr>
-            <w:proofErr w:type="spellStart"/>
             <w:r>
               <w:rPr>
                 <w:rFonts w:eastAsia="標楷體" w:hint="eastAsia"/>
               </w:rPr>
               <w:t>timestamptz</w:t>
             </w:r>
-            <w:proofErr w:type="spellEnd"/>
           </w:p>
         </w:tc>
         <w:tc>
@@ -45554,14 +45325,12 @@
                 <w:kern w:val="0"/>
               </w:rPr>
             </w:pPr>
-            <w:proofErr w:type="spellStart"/>
             <w:r>
               <w:rPr>
                 <w:rFonts w:eastAsia="標楷體" w:hint="eastAsia"/>
               </w:rPr>
               <w:t>completed_at</w:t>
             </w:r>
-            <w:proofErr w:type="spellEnd"/>
           </w:p>
         </w:tc>
         <w:tc>
@@ -45577,14 +45346,12 @@
                 <w:kern w:val="0"/>
               </w:rPr>
             </w:pPr>
-            <w:proofErr w:type="spellStart"/>
             <w:r>
               <w:rPr>
                 <w:rFonts w:eastAsia="標楷體" w:hint="eastAsia"/>
               </w:rPr>
               <w:t>timestamptz</w:t>
             </w:r>
-            <w:proofErr w:type="spellEnd"/>
           </w:p>
         </w:tc>
         <w:tc>
@@ -45760,14 +45527,12 @@
                 <w:kern w:val="0"/>
               </w:rPr>
             </w:pPr>
-            <w:proofErr w:type="spellStart"/>
             <w:r>
               <w:rPr>
                 <w:rFonts w:eastAsia="標楷體" w:hint="eastAsia"/>
               </w:rPr>
               <w:t>fetched_count</w:t>
             </w:r>
-            <w:proofErr w:type="spellEnd"/>
           </w:p>
         </w:tc>
         <w:tc>
@@ -45875,14 +45640,12 @@
                 <w:kern w:val="0"/>
               </w:rPr>
             </w:pPr>
-            <w:proofErr w:type="spellStart"/>
             <w:r>
               <w:rPr>
                 <w:rFonts w:eastAsia="標楷體" w:hint="eastAsia"/>
               </w:rPr>
               <w:t>inserted_count</w:t>
             </w:r>
-            <w:proofErr w:type="spellEnd"/>
           </w:p>
         </w:tc>
         <w:tc>
@@ -45990,14 +45753,12 @@
                 <w:kern w:val="0"/>
               </w:rPr>
             </w:pPr>
-            <w:proofErr w:type="spellStart"/>
             <w:r>
               <w:rPr>
                 <w:rFonts w:eastAsia="標楷體" w:hint="eastAsia"/>
               </w:rPr>
               <w:t>updated_count</w:t>
             </w:r>
-            <w:proofErr w:type="spellEnd"/>
           </w:p>
         </w:tc>
         <w:tc>
@@ -46104,14 +45865,12 @@
                 <w:kern w:val="0"/>
               </w:rPr>
             </w:pPr>
-            <w:proofErr w:type="spellStart"/>
             <w:r>
               <w:rPr>
                 <w:rFonts w:eastAsia="標楷體" w:hint="eastAsia"/>
               </w:rPr>
               <w:t>unchanged_count</w:t>
             </w:r>
-            <w:proofErr w:type="spellEnd"/>
           </w:p>
         </w:tc>
         <w:tc>
@@ -46214,14 +45973,12 @@
                 <w:kern w:val="0"/>
               </w:rPr>
             </w:pPr>
-            <w:proofErr w:type="spellStart"/>
             <w:r>
               <w:rPr>
                 <w:rFonts w:eastAsia="標楷體" w:hint="eastAsia"/>
               </w:rPr>
               <w:t>embedding_updated_count</w:t>
             </w:r>
-            <w:proofErr w:type="spellEnd"/>
           </w:p>
         </w:tc>
         <w:tc>
@@ -46312,14 +46069,12 @@
                 <w:kern w:val="0"/>
               </w:rPr>
             </w:pPr>
-            <w:proofErr w:type="spellStart"/>
             <w:r>
               <w:rPr>
                 <w:rFonts w:eastAsia="標楷體" w:hint="eastAsia"/>
               </w:rPr>
               <w:t>error_count</w:t>
             </w:r>
-            <w:proofErr w:type="spellEnd"/>
           </w:p>
         </w:tc>
         <w:tc>
@@ -46410,14 +46165,12 @@
                 <w:kern w:val="0"/>
               </w:rPr>
             </w:pPr>
-            <w:proofErr w:type="spellStart"/>
             <w:r>
               <w:rPr>
                 <w:rFonts w:eastAsia="標楷體" w:hint="eastAsia"/>
               </w:rPr>
               <w:t>error_message</w:t>
             </w:r>
-            <w:proofErr w:type="spellEnd"/>
           </w:p>
         </w:tc>
         <w:tc>
@@ -46861,14 +46614,12 @@
                 <w:kern w:val="0"/>
               </w:rPr>
             </w:pPr>
-            <w:proofErr w:type="spellStart"/>
             <w:r>
               <w:rPr>
                 <w:rFonts w:eastAsia="標楷體" w:hint="eastAsia"/>
               </w:rPr>
               <w:t>company_id</w:t>
             </w:r>
-            <w:proofErr w:type="spellEnd"/>
           </w:p>
         </w:tc>
         <w:tc>
@@ -46988,14 +46739,12 @@
                 <w:kern w:val="0"/>
               </w:rPr>
             </w:pPr>
-            <w:proofErr w:type="spellStart"/>
             <w:r>
               <w:rPr>
                 <w:rFonts w:eastAsia="標楷體" w:hint="eastAsia"/>
               </w:rPr>
               <w:t>department_name</w:t>
             </w:r>
-            <w:proofErr w:type="spellEnd"/>
           </w:p>
         </w:tc>
         <w:tc>
@@ -47091,14 +46840,12 @@
                 <w:kern w:val="0"/>
               </w:rPr>
             </w:pPr>
-            <w:proofErr w:type="spellStart"/>
             <w:r>
               <w:rPr>
                 <w:rFonts w:eastAsia="標楷體" w:hint="eastAsia"/>
               </w:rPr>
               <w:t>created_at</w:t>
             </w:r>
-            <w:proofErr w:type="spellEnd"/>
           </w:p>
         </w:tc>
         <w:tc>
@@ -47181,7 +46928,21 @@
               <w:rPr>
                 <w:rFonts w:eastAsia="標楷體" w:hint="eastAsia"/>
               </w:rPr>
-              <w:t>Default: now()</w:t>
+              <w:t xml:space="preserve">Default: </w:t>
+            </w:r>
+            <w:proofErr w:type="gramStart"/>
+            <w:r>
+              <w:rPr>
+                <w:rFonts w:eastAsia="標楷體" w:hint="eastAsia"/>
+              </w:rPr>
+              <w:t>now(</w:t>
+            </w:r>
+            <w:proofErr w:type="gramEnd"/>
+            <w:r>
+              <w:rPr>
+                <w:rFonts w:eastAsia="標楷體" w:hint="eastAsia"/>
+              </w:rPr>
+              <w:t>)</w:t>
             </w:r>
           </w:p>
         </w:tc>
@@ -47235,7 +46996,6 @@
         </w:rPr>
         <w:t xml:space="preserve"> </w:t>
       </w:r>
-      <w:proofErr w:type="spellStart"/>
       <w:r>
         <w:rPr>
           <w:rFonts w:eastAsia="標楷體" w:cs="標楷體" w:hint="eastAsia"/>
@@ -47243,17 +47003,7 @@
           <w:sz w:val="28"/>
           <w:szCs w:val="28"/>
         </w:rPr>
-        <w:t>risk_assessments</w:t>
-      </w:r>
-      <w:proofErr w:type="spellEnd"/>
-      <w:r>
-        <w:rPr>
-          <w:rFonts w:eastAsia="標楷體" w:cs="標楷體" w:hint="eastAsia"/>
-          <w:color w:val="000000" w:themeColor="text1"/>
-          <w:sz w:val="28"/>
-          <w:szCs w:val="28"/>
-        </w:rPr>
-        <w:t xml:space="preserve"> (AI </w:t>
+        <w:t xml:space="preserve">risk_assessments (AI </w:t>
       </w:r>
       <w:r>
         <w:rPr>
@@ -47549,14 +47299,12 @@
                 <w:kern w:val="0"/>
               </w:rPr>
             </w:pPr>
-            <w:proofErr w:type="spellStart"/>
             <w:r>
               <w:rPr>
                 <w:rFonts w:eastAsia="標楷體" w:hint="eastAsia"/>
               </w:rPr>
               <w:t>threat_description</w:t>
             </w:r>
-            <w:proofErr w:type="spellEnd"/>
           </w:p>
         </w:tc>
         <w:tc>
@@ -47652,14 +47400,12 @@
                 <w:kern w:val="0"/>
               </w:rPr>
             </w:pPr>
-            <w:proofErr w:type="spellStart"/>
             <w:r>
               <w:rPr>
                 <w:rFonts w:eastAsia="標楷體" w:hint="eastAsia"/>
               </w:rPr>
               <w:t>vulnerability_description</w:t>
             </w:r>
-            <w:proofErr w:type="spellEnd"/>
           </w:p>
         </w:tc>
         <w:tc>
@@ -47755,14 +47501,12 @@
                 <w:kern w:val="0"/>
               </w:rPr>
             </w:pPr>
-            <w:proofErr w:type="spellStart"/>
             <w:r>
               <w:rPr>
                 <w:rFonts w:eastAsia="標楷體" w:hint="eastAsia"/>
               </w:rPr>
               <w:t>risk_score</w:t>
             </w:r>
-            <w:proofErr w:type="spellEnd"/>
           </w:p>
         </w:tc>
         <w:tc>
@@ -47858,14 +47602,12 @@
                 <w:kern w:val="0"/>
               </w:rPr>
             </w:pPr>
-            <w:proofErr w:type="spellStart"/>
             <w:r>
               <w:rPr>
                 <w:rFonts w:eastAsia="標楷體" w:hint="eastAsia"/>
               </w:rPr>
               <w:t>ai_suggestion</w:t>
             </w:r>
-            <w:proofErr w:type="spellEnd"/>
           </w:p>
         </w:tc>
         <w:tc>
@@ -48068,14 +47810,12 @@
                 <w:kern w:val="0"/>
               </w:rPr>
             </w:pPr>
-            <w:proofErr w:type="spellStart"/>
             <w:r>
               <w:rPr>
                 <w:rFonts w:eastAsia="標楷體" w:hint="eastAsia"/>
               </w:rPr>
               <w:t>uploaded_by</w:t>
             </w:r>
-            <w:proofErr w:type="spellEnd"/>
           </w:p>
         </w:tc>
         <w:tc>
@@ -48091,14 +47831,12 @@
                 <w:kern w:val="0"/>
               </w:rPr>
             </w:pPr>
-            <w:proofErr w:type="spellStart"/>
             <w:r>
               <w:rPr>
                 <w:rFonts w:eastAsia="標楷體" w:hint="eastAsia"/>
               </w:rPr>
               <w:t>uuid</w:t>
             </w:r>
-            <w:proofErr w:type="spellEnd"/>
           </w:p>
         </w:tc>
         <w:tc>
@@ -48191,14 +47929,12 @@
                 <w:kern w:val="0"/>
               </w:rPr>
             </w:pPr>
-            <w:proofErr w:type="spellStart"/>
             <w:r>
               <w:rPr>
                 <w:rFonts w:eastAsia="標楷體" w:hint="eastAsia"/>
               </w:rPr>
               <w:t>asset_id</w:t>
             </w:r>
-            <w:proofErr w:type="spellEnd"/>
           </w:p>
         </w:tc>
         <w:tc>
@@ -48318,14 +48054,12 @@
                 <w:kern w:val="0"/>
               </w:rPr>
             </w:pPr>
-            <w:proofErr w:type="spellStart"/>
             <w:r>
               <w:rPr>
                 <w:rFonts w:eastAsia="標楷體" w:hint="eastAsia"/>
               </w:rPr>
               <w:t>vulnerability_id</w:t>
             </w:r>
-            <w:proofErr w:type="spellEnd"/>
           </w:p>
         </w:tc>
         <w:tc>
@@ -48445,14 +48179,12 @@
                 <w:kern w:val="0"/>
               </w:rPr>
             </w:pPr>
-            <w:proofErr w:type="spellStart"/>
             <w:r>
               <w:rPr>
                 <w:rFonts w:eastAsia="標楷體" w:hint="eastAsia"/>
               </w:rPr>
               <w:t>created_at</w:t>
             </w:r>
-            <w:proofErr w:type="spellEnd"/>
           </w:p>
         </w:tc>
         <w:tc>
@@ -48468,14 +48200,12 @@
                 <w:kern w:val="0"/>
               </w:rPr>
             </w:pPr>
-            <w:proofErr w:type="spellStart"/>
             <w:r>
               <w:rPr>
                 <w:rFonts w:eastAsia="標楷體" w:hint="eastAsia"/>
               </w:rPr>
               <w:t>timestamptz</w:t>
             </w:r>
-            <w:proofErr w:type="spellEnd"/>
           </w:p>
         </w:tc>
         <w:tc>
@@ -48537,7 +48267,21 @@
               <w:rPr>
                 <w:rFonts w:eastAsia="標楷體" w:hint="eastAsia"/>
               </w:rPr>
-              <w:t>Default: now()</w:t>
+              <w:t xml:space="preserve">Default: </w:t>
+            </w:r>
+            <w:proofErr w:type="gramStart"/>
+            <w:r>
+              <w:rPr>
+                <w:rFonts w:eastAsia="標楷體" w:hint="eastAsia"/>
+              </w:rPr>
+              <w:t>now(</w:t>
+            </w:r>
+            <w:proofErr w:type="gramEnd"/>
+            <w:r>
+              <w:rPr>
+                <w:rFonts w:eastAsia="標楷體" w:hint="eastAsia"/>
+              </w:rPr>
+              <w:t>)</w:t>
             </w:r>
           </w:p>
         </w:tc>
@@ -48555,14 +48299,12 @@
                 <w:kern w:val="0"/>
               </w:rPr>
             </w:pPr>
-            <w:proofErr w:type="spellStart"/>
             <w:r>
               <w:rPr>
                 <w:rFonts w:eastAsia="標楷體" w:hint="eastAsia"/>
               </w:rPr>
               <w:t>cvss_score</w:t>
             </w:r>
-            <w:proofErr w:type="spellEnd"/>
           </w:p>
         </w:tc>
         <w:tc>
@@ -48659,14 +48401,12 @@
                 <w:kern w:val="0"/>
               </w:rPr>
             </w:pPr>
-            <w:proofErr w:type="spellStart"/>
             <w:r>
               <w:rPr>
                 <w:rFonts w:eastAsia="標楷體" w:hint="eastAsia"/>
               </w:rPr>
               <w:t>company_id</w:t>
             </w:r>
-            <w:proofErr w:type="spellEnd"/>
           </w:p>
         </w:tc>
         <w:tc>
@@ -48781,14 +48521,12 @@
                 <w:kern w:val="0"/>
               </w:rPr>
             </w:pPr>
-            <w:proofErr w:type="spellStart"/>
             <w:r>
               <w:rPr>
                 <w:rFonts w:eastAsia="標楷體" w:hint="eastAsia"/>
               </w:rPr>
               <w:t>impact_score</w:t>
             </w:r>
-            <w:proofErr w:type="spellEnd"/>
           </w:p>
         </w:tc>
         <w:tc>
@@ -48879,14 +48617,12 @@
                 <w:kern w:val="0"/>
               </w:rPr>
             </w:pPr>
-            <w:proofErr w:type="spellStart"/>
             <w:r>
               <w:rPr>
                 <w:rFonts w:eastAsia="標楷體" w:hint="eastAsia"/>
               </w:rPr>
               <w:t>likelihood_score</w:t>
             </w:r>
-            <w:proofErr w:type="spellEnd"/>
           </w:p>
         </w:tc>
         <w:tc>
@@ -48977,14 +48713,12 @@
                 <w:kern w:val="0"/>
               </w:rPr>
             </w:pPr>
-            <w:proofErr w:type="spellStart"/>
             <w:r>
               <w:rPr>
                 <w:rFonts w:eastAsia="標楷體" w:hint="eastAsia"/>
               </w:rPr>
               <w:t>risk_level</w:t>
             </w:r>
-            <w:proofErr w:type="spellEnd"/>
           </w:p>
         </w:tc>
         <w:tc>
@@ -49075,14 +48809,12 @@
                 <w:kern w:val="0"/>
               </w:rPr>
             </w:pPr>
-            <w:proofErr w:type="spellStart"/>
             <w:r>
               <w:rPr>
                 <w:rFonts w:eastAsia="標楷體" w:hint="eastAsia"/>
               </w:rPr>
               <w:t>treatment_note</w:t>
             </w:r>
-            <w:proofErr w:type="spellEnd"/>
           </w:p>
         </w:tc>
         <w:tc>
@@ -49173,14 +48905,12 @@
                 <w:kern w:val="0"/>
               </w:rPr>
             </w:pPr>
-            <w:proofErr w:type="spellStart"/>
             <w:r>
               <w:rPr>
                 <w:rFonts w:eastAsia="標楷體" w:hint="eastAsia"/>
               </w:rPr>
               <w:t>treatment_due_date</w:t>
             </w:r>
-            <w:proofErr w:type="spellEnd"/>
           </w:p>
         </w:tc>
         <w:tc>
@@ -49271,14 +49001,12 @@
                 <w:kern w:val="0"/>
               </w:rPr>
             </w:pPr>
-            <w:proofErr w:type="spellStart"/>
             <w:r>
               <w:rPr>
                 <w:rFonts w:eastAsia="標楷體" w:hint="eastAsia"/>
               </w:rPr>
               <w:t>evidence_url</w:t>
             </w:r>
-            <w:proofErr w:type="spellEnd"/>
           </w:p>
         </w:tc>
         <w:tc>
@@ -49622,14 +49350,12 @@
                 <w:kern w:val="0"/>
               </w:rPr>
             </w:pPr>
-            <w:proofErr w:type="spellStart"/>
             <w:r>
               <w:rPr>
                 <w:rFonts w:eastAsia="標楷體" w:hint="eastAsia"/>
               </w:rPr>
               <w:t>uuid</w:t>
             </w:r>
-            <w:proofErr w:type="spellEnd"/>
           </w:p>
         </w:tc>
         <w:tc>
@@ -49710,14 +49436,12 @@
                 <w:kern w:val="0"/>
               </w:rPr>
             </w:pPr>
-            <w:proofErr w:type="spellStart"/>
             <w:r>
               <w:rPr>
                 <w:rFonts w:eastAsia="標楷體" w:hint="eastAsia"/>
               </w:rPr>
               <w:t>role_name</w:t>
             </w:r>
-            <w:proofErr w:type="spellEnd"/>
           </w:p>
         </w:tc>
         <w:tc>
@@ -50232,14 +49956,12 @@
                 <w:kern w:val="0"/>
               </w:rPr>
             </w:pPr>
-            <w:proofErr w:type="spellStart"/>
             <w:r>
               <w:rPr>
                 <w:rFonts w:eastAsia="標楷體" w:hint="eastAsia"/>
               </w:rPr>
               <w:t>uuid</w:t>
             </w:r>
-            <w:proofErr w:type="spellEnd"/>
           </w:p>
         </w:tc>
         <w:tc>
@@ -50534,14 +50256,12 @@
                 <w:kern w:val="0"/>
               </w:rPr>
             </w:pPr>
-            <w:proofErr w:type="spellStart"/>
             <w:r>
               <w:rPr>
                 <w:rFonts w:eastAsia="標楷體" w:hint="eastAsia"/>
               </w:rPr>
               <w:t>role_id</w:t>
             </w:r>
-            <w:proofErr w:type="spellEnd"/>
           </w:p>
         </w:tc>
         <w:tc>
@@ -50557,14 +50277,12 @@
                 <w:kern w:val="0"/>
               </w:rPr>
             </w:pPr>
-            <w:proofErr w:type="spellStart"/>
             <w:r>
               <w:rPr>
                 <w:rFonts w:eastAsia="標楷體" w:hint="eastAsia"/>
               </w:rPr>
               <w:t>uuid</w:t>
             </w:r>
-            <w:proofErr w:type="spellEnd"/>
           </w:p>
         </w:tc>
         <w:tc>
@@ -50663,14 +50381,12 @@
                 <w:kern w:val="0"/>
               </w:rPr>
             </w:pPr>
-            <w:proofErr w:type="spellStart"/>
             <w:r>
               <w:rPr>
                 <w:rFonts w:eastAsia="標楷體" w:hint="eastAsia"/>
               </w:rPr>
               <w:t>created_at</w:t>
             </w:r>
-            <w:proofErr w:type="spellEnd"/>
           </w:p>
         </w:tc>
         <w:tc>
@@ -50686,14 +50402,12 @@
                 <w:kern w:val="0"/>
               </w:rPr>
             </w:pPr>
-            <w:proofErr w:type="spellStart"/>
             <w:r>
               <w:rPr>
                 <w:rFonts w:eastAsia="標楷體" w:hint="eastAsia"/>
               </w:rPr>
               <w:t>timestamptz</w:t>
             </w:r>
-            <w:proofErr w:type="spellEnd"/>
           </w:p>
         </w:tc>
         <w:tc>
@@ -50755,7 +50469,21 @@
               <w:rPr>
                 <w:rFonts w:eastAsia="標楷體" w:hint="eastAsia"/>
               </w:rPr>
-              <w:t>Default: now()</w:t>
+              <w:t xml:space="preserve">Default: </w:t>
+            </w:r>
+            <w:proofErr w:type="gramStart"/>
+            <w:r>
+              <w:rPr>
+                <w:rFonts w:eastAsia="標楷體" w:hint="eastAsia"/>
+              </w:rPr>
+              <w:t>now(</w:t>
+            </w:r>
+            <w:proofErr w:type="gramEnd"/>
+            <w:r>
+              <w:rPr>
+                <w:rFonts w:eastAsia="標楷體" w:hint="eastAsia"/>
+              </w:rPr>
+              <w:t>)</w:t>
             </w:r>
           </w:p>
         </w:tc>
@@ -50774,14 +50502,12 @@
                 <w:kern w:val="0"/>
               </w:rPr>
             </w:pPr>
-            <w:proofErr w:type="spellStart"/>
             <w:r>
               <w:rPr>
                 <w:rFonts w:eastAsia="標楷體" w:hint="eastAsia"/>
               </w:rPr>
               <w:t>company_id</w:t>
             </w:r>
-            <w:proofErr w:type="spellEnd"/>
           </w:p>
         </w:tc>
         <w:tc>
@@ -50901,14 +50627,12 @@
                 <w:kern w:val="0"/>
               </w:rPr>
             </w:pPr>
-            <w:proofErr w:type="spellStart"/>
             <w:r>
               <w:rPr>
                 <w:rFonts w:eastAsia="標楷體" w:hint="eastAsia"/>
               </w:rPr>
               <w:t>is_active</w:t>
             </w:r>
-            <w:proofErr w:type="spellEnd"/>
           </w:p>
         </w:tc>
         <w:tc>
@@ -51342,14 +51066,12 @@
                 <w:kern w:val="0"/>
               </w:rPr>
             </w:pPr>
-            <w:proofErr w:type="spellStart"/>
             <w:r>
               <w:rPr>
                 <w:rFonts w:eastAsia="標楷體" w:hint="eastAsia"/>
               </w:rPr>
               <w:t>cve_id</w:t>
             </w:r>
-            <w:proofErr w:type="spellEnd"/>
           </w:p>
         </w:tc>
         <w:tc>
@@ -51457,14 +51179,12 @@
                 <w:kern w:val="0"/>
               </w:rPr>
             </w:pPr>
-            <w:proofErr w:type="spellStart"/>
             <w:r>
               <w:rPr>
                 <w:rFonts w:eastAsia="標楷體" w:hint="eastAsia"/>
               </w:rPr>
               <w:t>cvss_score</w:t>
             </w:r>
-            <w:proofErr w:type="spellEnd"/>
           </w:p>
         </w:tc>
         <w:tc>
@@ -51768,14 +51488,12 @@
                 <w:kern w:val="0"/>
               </w:rPr>
             </w:pPr>
-            <w:proofErr w:type="spellStart"/>
             <w:r>
               <w:rPr>
                 <w:rFonts w:eastAsia="標楷體" w:hint="eastAsia"/>
               </w:rPr>
               <w:t>published_date</w:t>
             </w:r>
-            <w:proofErr w:type="spellEnd"/>
           </w:p>
         </w:tc>
         <w:tc>
@@ -51871,14 +51589,12 @@
                 <w:kern w:val="0"/>
               </w:rPr>
             </w:pPr>
-            <w:proofErr w:type="spellStart"/>
             <w:r>
               <w:rPr>
                 <w:rFonts w:eastAsia="標楷體" w:hint="eastAsia"/>
               </w:rPr>
               <w:t>created_at</w:t>
             </w:r>
-            <w:proofErr w:type="spellEnd"/>
           </w:p>
         </w:tc>
         <w:tc>
@@ -51961,7 +51677,21 @@
               <w:rPr>
                 <w:rFonts w:eastAsia="標楷體" w:hint="eastAsia"/>
               </w:rPr>
-              <w:t>Default: now()</w:t>
+              <w:t xml:space="preserve">Default: </w:t>
+            </w:r>
+            <w:proofErr w:type="gramStart"/>
+            <w:r>
+              <w:rPr>
+                <w:rFonts w:eastAsia="標楷體" w:hint="eastAsia"/>
+              </w:rPr>
+              <w:t>now(</w:t>
+            </w:r>
+            <w:proofErr w:type="gramEnd"/>
+            <w:r>
+              <w:rPr>
+                <w:rFonts w:eastAsia="標楷體" w:hint="eastAsia"/>
+              </w:rPr>
+              <w:t>)</w:t>
             </w:r>
           </w:p>
         </w:tc>
@@ -52024,7 +51754,6 @@
         </w:rPr>
         <w:t xml:space="preserve"> </w:t>
       </w:r>
-      <w:proofErr w:type="spellStart"/>
       <w:r>
         <w:rPr>
           <w:rFonts w:eastAsia="標楷體" w:cs="標楷體"/>
@@ -52034,7 +51763,6 @@
         </w:rPr>
         <w:t>weight_settings</w:t>
       </w:r>
-      <w:proofErr w:type="spellEnd"/>
       <w:r>
         <w:rPr>
           <w:rFonts w:eastAsia="標楷體" w:cs="標楷體" w:hint="eastAsia"/>
@@ -52338,14 +52066,12 @@
                 <w:kern w:val="0"/>
               </w:rPr>
             </w:pPr>
-            <w:proofErr w:type="spellStart"/>
             <w:r>
               <w:rPr>
                 <w:rFonts w:eastAsia="標楷體" w:hint="eastAsia"/>
               </w:rPr>
               <w:t>company_id</w:t>
             </w:r>
-            <w:proofErr w:type="spellEnd"/>
           </w:p>
         </w:tc>
         <w:tc>
@@ -52459,14 +52185,12 @@
                 <w:kern w:val="0"/>
               </w:rPr>
             </w:pPr>
-            <w:proofErr w:type="spellStart"/>
             <w:r>
               <w:rPr>
                 <w:rFonts w:eastAsia="標楷體" w:hint="eastAsia"/>
               </w:rPr>
               <w:t>formula_type</w:t>
             </w:r>
-            <w:proofErr w:type="spellEnd"/>
           </w:p>
         </w:tc>
         <w:tc>
@@ -52562,14 +52286,12 @@
                 <w:kern w:val="0"/>
               </w:rPr>
             </w:pPr>
-            <w:proofErr w:type="spellStart"/>
             <w:r>
               <w:rPr>
                 <w:rFonts w:eastAsia="標楷體" w:hint="eastAsia"/>
               </w:rPr>
               <w:t>weight_c</w:t>
             </w:r>
-            <w:proofErr w:type="spellEnd"/>
           </w:p>
         </w:tc>
         <w:tc>
@@ -52677,14 +52399,12 @@
                 <w:kern w:val="0"/>
               </w:rPr>
             </w:pPr>
-            <w:proofErr w:type="spellStart"/>
             <w:r>
               <w:rPr>
                 <w:rFonts w:eastAsia="標楷體" w:hint="eastAsia"/>
               </w:rPr>
               <w:t>weight_i</w:t>
             </w:r>
-            <w:proofErr w:type="spellEnd"/>
           </w:p>
         </w:tc>
         <w:tc>
@@ -52792,14 +52512,12 @@
                 <w:kern w:val="0"/>
               </w:rPr>
             </w:pPr>
-            <w:proofErr w:type="spellStart"/>
             <w:r>
               <w:rPr>
                 <w:rFonts w:eastAsia="標楷體" w:hint="eastAsia"/>
               </w:rPr>
               <w:t>weight_a</w:t>
             </w:r>
-            <w:proofErr w:type="spellEnd"/>
           </w:p>
         </w:tc>
         <w:tc>
@@ -52907,14 +52625,12 @@
                 <w:kern w:val="0"/>
               </w:rPr>
             </w:pPr>
-            <w:proofErr w:type="spellStart"/>
             <w:r>
               <w:rPr>
                 <w:rFonts w:eastAsia="標楷體" w:hint="eastAsia"/>
               </w:rPr>
               <w:t>created_at</w:t>
             </w:r>
-            <w:proofErr w:type="spellEnd"/>
           </w:p>
         </w:tc>
         <w:tc>
@@ -52930,14 +52646,12 @@
                 <w:kern w:val="0"/>
               </w:rPr>
             </w:pPr>
-            <w:proofErr w:type="spellStart"/>
             <w:r>
               <w:rPr>
                 <w:rFonts w:eastAsia="標楷體" w:hint="eastAsia"/>
               </w:rPr>
               <w:t>timestamptz</w:t>
             </w:r>
-            <w:proofErr w:type="spellEnd"/>
           </w:p>
         </w:tc>
         <w:tc>
@@ -52999,7 +52713,21 @@
               <w:rPr>
                 <w:rFonts w:eastAsia="標楷體" w:hint="eastAsia"/>
               </w:rPr>
-              <w:t>Default: now()</w:t>
+              <w:t xml:space="preserve">Default: </w:t>
+            </w:r>
+            <w:proofErr w:type="gramStart"/>
+            <w:r>
+              <w:rPr>
+                <w:rFonts w:eastAsia="標楷體" w:hint="eastAsia"/>
+              </w:rPr>
+              <w:t>now(</w:t>
+            </w:r>
+            <w:proofErr w:type="gramEnd"/>
+            <w:r>
+              <w:rPr>
+                <w:rFonts w:eastAsia="標楷體" w:hint="eastAsia"/>
+              </w:rPr>
+              <w:t>)</w:t>
             </w:r>
           </w:p>
         </w:tc>
@@ -53018,14 +52746,12 @@
                 <w:kern w:val="0"/>
               </w:rPr>
             </w:pPr>
-            <w:proofErr w:type="spellStart"/>
             <w:r>
               <w:rPr>
                 <w:rFonts w:eastAsia="標楷體" w:hint="eastAsia"/>
               </w:rPr>
               <w:t>updated_at</w:t>
             </w:r>
-            <w:proofErr w:type="spellEnd"/>
           </w:p>
         </w:tc>
         <w:tc>
@@ -53041,14 +52767,12 @@
                 <w:kern w:val="0"/>
               </w:rPr>
             </w:pPr>
-            <w:proofErr w:type="spellStart"/>
             <w:r>
               <w:rPr>
                 <w:rFonts w:eastAsia="標楷體" w:hint="eastAsia"/>
               </w:rPr>
               <w:t>timestamptz</w:t>
             </w:r>
-            <w:proofErr w:type="spellEnd"/>
           </w:p>
         </w:tc>
         <w:tc>
@@ -53182,19 +52906,8 @@
           <w:sz w:val="28"/>
           <w:szCs w:val="28"/>
         </w:rPr>
-        <w:t xml:space="preserve"> </w:t>
-      </w:r>
-      <w:proofErr w:type="spellStart"/>
-      <w:r>
-        <w:rPr>
-          <w:rFonts w:eastAsia="標楷體" w:cs="標楷體" w:hint="eastAsia"/>
-          <w:color w:val="000000" w:themeColor="text1"/>
-          <w:sz w:val="28"/>
-          <w:szCs w:val="28"/>
-        </w:rPr>
-        <w:t>departments.company_id</w:t>
-      </w:r>
-      <w:proofErr w:type="spellEnd"/>
+        <w:t xml:space="preserve"> departments.company_id</w:t>
+      </w:r>
       <w:r>
         <w:rPr>
           <w:rFonts w:eastAsia="標楷體" w:cs="標楷體" w:hint="eastAsia"/>
@@ -53273,19 +52986,8 @@
           <w:sz w:val="28"/>
           <w:szCs w:val="28"/>
         </w:rPr>
-        <w:t xml:space="preserve"> </w:t>
-      </w:r>
-      <w:proofErr w:type="spellStart"/>
-      <w:r>
-        <w:rPr>
-          <w:rFonts w:eastAsia="標楷體" w:cs="標楷體" w:hint="eastAsia"/>
-          <w:color w:val="000000" w:themeColor="text1"/>
-          <w:sz w:val="28"/>
-          <w:szCs w:val="28"/>
-        </w:rPr>
-        <w:t>users.company_id</w:t>
-      </w:r>
-      <w:proofErr w:type="spellEnd"/>
+        <w:t xml:space="preserve"> users.company_id</w:t>
+      </w:r>
       <w:r>
         <w:rPr>
           <w:rFonts w:eastAsia="標楷體" w:cs="標楷體" w:hint="eastAsia"/>
@@ -53364,19 +53066,8 @@
           <w:sz w:val="28"/>
           <w:szCs w:val="28"/>
         </w:rPr>
-        <w:t xml:space="preserve"> </w:t>
-      </w:r>
-      <w:proofErr w:type="spellStart"/>
-      <w:r>
-        <w:rPr>
-          <w:rFonts w:eastAsia="標楷體" w:cs="標楷體" w:hint="eastAsia"/>
-          <w:color w:val="000000" w:themeColor="text1"/>
-          <w:sz w:val="28"/>
-          <w:szCs w:val="28"/>
-        </w:rPr>
-        <w:t>users.role_id</w:t>
-      </w:r>
-      <w:proofErr w:type="spellEnd"/>
+        <w:t xml:space="preserve"> users.role_id</w:t>
+      </w:r>
       <w:r>
         <w:rPr>
           <w:rFonts w:eastAsia="標楷體" w:cs="標楷體" w:hint="eastAsia"/>
@@ -53477,19 +53168,8 @@
           <w:sz w:val="28"/>
           <w:szCs w:val="28"/>
         </w:rPr>
-        <w:t xml:space="preserve"> </w:t>
-      </w:r>
-      <w:proofErr w:type="spellStart"/>
-      <w:r>
-        <w:rPr>
-          <w:rFonts w:eastAsia="標楷體" w:cs="標楷體" w:hint="eastAsia"/>
-          <w:color w:val="000000" w:themeColor="text1"/>
-          <w:sz w:val="28"/>
-          <w:szCs w:val="28"/>
-        </w:rPr>
-        <w:t>assets.company_id</w:t>
-      </w:r>
-      <w:proofErr w:type="spellEnd"/>
+        <w:t xml:space="preserve"> assets.company_id</w:t>
+      </w:r>
       <w:r>
         <w:rPr>
           <w:rFonts w:eastAsia="標楷體" w:cs="標楷體" w:hint="eastAsia"/>
@@ -53568,19 +53248,8 @@
           <w:sz w:val="28"/>
           <w:szCs w:val="28"/>
         </w:rPr>
-        <w:t xml:space="preserve"> </w:t>
-      </w:r>
-      <w:proofErr w:type="spellStart"/>
-      <w:r>
-        <w:rPr>
-          <w:rFonts w:eastAsia="標楷體" w:cs="標楷體" w:hint="eastAsia"/>
-          <w:color w:val="000000" w:themeColor="text1"/>
-          <w:sz w:val="28"/>
-          <w:szCs w:val="28"/>
-        </w:rPr>
-        <w:t>assets.department_id</w:t>
-      </w:r>
-      <w:proofErr w:type="spellEnd"/>
+        <w:t xml:space="preserve"> assets.department_id</w:t>
+      </w:r>
       <w:r>
         <w:rPr>
           <w:rFonts w:eastAsia="標楷體" w:cs="標楷體" w:hint="eastAsia"/>
@@ -53680,19 +53349,8 @@
           <w:sz w:val="28"/>
           <w:szCs w:val="28"/>
         </w:rPr>
-        <w:t xml:space="preserve"> </w:t>
-      </w:r>
-      <w:proofErr w:type="spellStart"/>
-      <w:r>
-        <w:rPr>
-          <w:rFonts w:eastAsia="標楷體" w:cs="標楷體" w:hint="eastAsia"/>
-          <w:color w:val="000000" w:themeColor="text1"/>
-          <w:sz w:val="28"/>
-          <w:szCs w:val="28"/>
-        </w:rPr>
-        <w:t>risk_assessments.uploaded_by</w:t>
-      </w:r>
-      <w:proofErr w:type="spellEnd"/>
+        <w:t xml:space="preserve"> risk_assessments.uploaded_by</w:t>
+      </w:r>
       <w:r>
         <w:rPr>
           <w:rFonts w:eastAsia="標楷體" w:cs="標楷體" w:hint="eastAsia"/>
@@ -53771,19 +53429,8 @@
           <w:sz w:val="28"/>
           <w:szCs w:val="28"/>
         </w:rPr>
-        <w:t xml:space="preserve"> </w:t>
-      </w:r>
-      <w:proofErr w:type="spellStart"/>
-      <w:r>
-        <w:rPr>
-          <w:rFonts w:eastAsia="標楷體" w:cs="標楷體" w:hint="eastAsia"/>
-          <w:color w:val="000000" w:themeColor="text1"/>
-          <w:sz w:val="28"/>
-          <w:szCs w:val="28"/>
-        </w:rPr>
-        <w:t>risk_assessments.asset_id</w:t>
-      </w:r>
-      <w:proofErr w:type="spellEnd"/>
+        <w:t xml:space="preserve"> risk_assessments.asset_id</w:t>
+      </w:r>
       <w:r>
         <w:rPr>
           <w:rFonts w:eastAsia="標楷體" w:cs="標楷體" w:hint="eastAsia"/>
@@ -53862,19 +53509,8 @@
           <w:sz w:val="28"/>
           <w:szCs w:val="28"/>
         </w:rPr>
-        <w:t xml:space="preserve"> </w:t>
-      </w:r>
-      <w:proofErr w:type="spellStart"/>
-      <w:r>
-        <w:rPr>
-          <w:rFonts w:eastAsia="標楷體" w:cs="標楷體" w:hint="eastAsia"/>
-          <w:color w:val="000000" w:themeColor="text1"/>
-          <w:sz w:val="28"/>
-          <w:szCs w:val="28"/>
-        </w:rPr>
-        <w:t>risk_assessments.vulnerability_id</w:t>
-      </w:r>
-      <w:proofErr w:type="spellEnd"/>
+        <w:t xml:space="preserve"> risk_assessments.vulnerability_id</w:t>
+      </w:r>
       <w:r>
         <w:rPr>
           <w:rFonts w:eastAsia="標楷體" w:cs="標楷體" w:hint="eastAsia"/>
@@ -53974,19 +53610,8 @@
           <w:sz w:val="28"/>
           <w:szCs w:val="28"/>
         </w:rPr>
-        <w:t xml:space="preserve"> </w:t>
-      </w:r>
-      <w:proofErr w:type="spellStart"/>
-      <w:r>
-        <w:rPr>
-          <w:rFonts w:eastAsia="標楷體" w:cs="標楷體" w:hint="eastAsia"/>
-          <w:color w:val="000000" w:themeColor="text1"/>
-          <w:sz w:val="28"/>
-          <w:szCs w:val="28"/>
-        </w:rPr>
-        <w:t>audit_logs.user_id</w:t>
-      </w:r>
-      <w:proofErr w:type="spellEnd"/>
+        <w:t xml:space="preserve"> audit_logs.user_id</w:t>
+      </w:r>
       <w:r>
         <w:rPr>
           <w:rFonts w:eastAsia="標楷體" w:cs="標楷體" w:hint="eastAsia"/>
@@ -54065,19 +53690,8 @@
           <w:sz w:val="28"/>
           <w:szCs w:val="28"/>
         </w:rPr>
-        <w:t xml:space="preserve"> </w:t>
-      </w:r>
-      <w:proofErr w:type="spellStart"/>
-      <w:r>
-        <w:rPr>
-          <w:rFonts w:eastAsia="標楷體" w:cs="標楷體" w:hint="eastAsia"/>
-          <w:color w:val="000000" w:themeColor="text1"/>
-          <w:sz w:val="28"/>
-          <w:szCs w:val="28"/>
-        </w:rPr>
-        <w:t>audit_logs.asset_id</w:t>
-      </w:r>
-      <w:proofErr w:type="spellEnd"/>
+        <w:t xml:space="preserve"> audit_logs.asset_id</w:t>
+      </w:r>
       <w:r>
         <w:rPr>
           <w:rFonts w:eastAsia="標楷體" w:cs="標楷體" w:hint="eastAsia"/>
@@ -54144,9 +53758,8 @@
           <w:sz w:val="28"/>
           <w:szCs w:val="28"/>
         </w:rPr>
-        <w:t xml:space="preserve"> </w:t>
-      </w:r>
-      <w:proofErr w:type="spellStart"/>
+        <w:t xml:space="preserve"> Supabase </w:t>
+      </w:r>
       <w:r>
         <w:rPr>
           <w:rFonts w:eastAsia="標楷體" w:cs="標楷體" w:hint="eastAsia"/>
@@ -54154,9 +53767,8 @@
           <w:sz w:val="28"/>
           <w:szCs w:val="28"/>
         </w:rPr>
-        <w:t>Supabase</w:t>
-      </w:r>
-      <w:proofErr w:type="spellEnd"/>
+        <w:t>建立關聯式資料庫架構，整合資產管理、弱點資訊與風險評估流程，以提升組織對資訊資產之可視性與風險掌握能力。系統以</w:t>
+      </w:r>
       <w:r>
         <w:rPr>
           <w:rFonts w:eastAsia="標楷體" w:cs="標楷體" w:hint="eastAsia"/>
@@ -54164,7 +53776,7 @@
           <w:sz w:val="28"/>
           <w:szCs w:val="28"/>
         </w:rPr>
-        <w:t xml:space="preserve"> </w:t>
+        <w:t xml:space="preserve"> assets </w:t>
       </w:r>
       <w:r>
         <w:rPr>
@@ -54173,7 +53785,7 @@
           <w:sz w:val="28"/>
           <w:szCs w:val="28"/>
         </w:rPr>
-        <w:t>建立關聯式資料庫架構，整合資產管理、弱點資訊與風險評估流程，以提升組織對資訊資產之可視性與風險掌握能力。系統以</w:t>
+        <w:t>作為核心資料表，串聯</w:t>
       </w:r>
       <w:r>
         <w:rPr>
@@ -54182,7 +53794,7 @@
           <w:sz w:val="28"/>
           <w:szCs w:val="28"/>
         </w:rPr>
-        <w:t xml:space="preserve"> assets </w:t>
+        <w:t xml:space="preserve"> vulnerabilities </w:t>
       </w:r>
       <w:r>
         <w:rPr>
@@ -54191,7 +53803,7 @@
           <w:sz w:val="28"/>
           <w:szCs w:val="28"/>
         </w:rPr>
-        <w:t>作為核心資料表，串聯</w:t>
+        <w:t>與</w:t>
       </w:r>
       <w:r>
         <w:rPr>
@@ -54200,37 +53812,8 @@
           <w:sz w:val="28"/>
           <w:szCs w:val="28"/>
         </w:rPr>
-        <w:t xml:space="preserve"> vulnerabilities </w:t>
-      </w:r>
-      <w:r>
-        <w:rPr>
-          <w:rFonts w:eastAsia="標楷體" w:cs="標楷體" w:hint="eastAsia"/>
-          <w:color w:val="000000" w:themeColor="text1"/>
-          <w:sz w:val="28"/>
-          <w:szCs w:val="28"/>
-        </w:rPr>
-        <w:t>與</w:t>
-      </w:r>
-      <w:r>
-        <w:rPr>
-          <w:rFonts w:eastAsia="標楷體" w:cs="標楷體" w:hint="eastAsia"/>
-          <w:color w:val="000000" w:themeColor="text1"/>
-          <w:sz w:val="28"/>
-          <w:szCs w:val="28"/>
-        </w:rPr>
-        <w:t xml:space="preserve"> </w:t>
-      </w:r>
-      <w:proofErr w:type="spellStart"/>
-      <w:r>
-        <w:rPr>
-          <w:rFonts w:eastAsia="標楷體" w:cs="標楷體" w:hint="eastAsia"/>
-          <w:color w:val="000000" w:themeColor="text1"/>
-          <w:sz w:val="28"/>
-          <w:szCs w:val="28"/>
-        </w:rPr>
-        <w:t>risk_assessments</w:t>
-      </w:r>
-      <w:proofErr w:type="spellEnd"/>
+        <w:t xml:space="preserve"> risk_assessments</w:t>
+      </w:r>
       <w:r>
         <w:rPr>
           <w:rFonts w:eastAsia="標楷體" w:cs="標楷體" w:hint="eastAsia"/>
@@ -54281,7 +53864,6 @@
         </w:rPr>
         <w:t>表實現使用者身分識別與基本權限控管機制，確保資料存取之安全性與一致性；</w:t>
       </w:r>
-      <w:proofErr w:type="spellStart"/>
       <w:r>
         <w:rPr>
           <w:rFonts w:eastAsia="標楷體" w:cs="標楷體" w:hint="eastAsia"/>
@@ -54289,17 +53871,7 @@
           <w:sz w:val="28"/>
           <w:szCs w:val="28"/>
         </w:rPr>
-        <w:t>audit_logs</w:t>
-      </w:r>
-      <w:proofErr w:type="spellEnd"/>
-      <w:r>
-        <w:rPr>
-          <w:rFonts w:eastAsia="標楷體" w:cs="標楷體" w:hint="eastAsia"/>
-          <w:color w:val="000000" w:themeColor="text1"/>
-          <w:sz w:val="28"/>
-          <w:szCs w:val="28"/>
-        </w:rPr>
-        <w:t xml:space="preserve"> </w:t>
+        <w:t xml:space="preserve">audit_logs </w:t>
       </w:r>
       <w:r>
         <w:rPr>
@@ -55539,7 +55111,7 @@
               <w:rPr>
                 <w:rFonts w:eastAsia="標楷體" w:cs="標楷體"/>
               </w:rPr>
-              <w:t>risk_report.html</w:t>
+              <w:t>setting.html</w:t>
             </w:r>
           </w:p>
         </w:tc>
@@ -55559,7 +55131,7 @@
               <w:rPr>
                 <w:rFonts w:eastAsia="標楷體" w:cs="標楷體"/>
               </w:rPr>
-              <w:t>風險評估報告</w:t>
+              <w:t>系統設定</w:t>
             </w:r>
           </w:p>
         </w:tc>
@@ -55585,69 +55157,6 @@
                 <w:rFonts w:eastAsia="標楷體" w:cs="標楷體" w:hint="eastAsia"/>
               </w:rPr>
               <w:t>15</w:t>
-            </w:r>
-          </w:p>
-        </w:tc>
-        <w:tc>
-          <w:tcPr>
-            <w:tcW w:w="2308" w:type="pct"/>
-          </w:tcPr>
-          <w:p>
-            <w:pPr>
-              <w:rPr>
-                <w:rFonts w:eastAsia="標楷體" w:cs="標楷體"/>
-              </w:rPr>
-            </w:pPr>
-            <w:r>
-              <w:rPr>
-                <w:rFonts w:eastAsia="標楷體" w:cs="標楷體"/>
-              </w:rPr>
-              <w:t>setting.html</w:t>
-            </w:r>
-          </w:p>
-        </w:tc>
-        <w:tc>
-          <w:tcPr>
-            <w:tcW w:w="1929" w:type="pct"/>
-            <w:vAlign w:val="center"/>
-          </w:tcPr>
-          <w:p>
-            <w:pPr>
-              <w:jc w:val="both"/>
-              <w:rPr>
-                <w:rFonts w:eastAsia="標楷體" w:cs="標楷體"/>
-              </w:rPr>
-            </w:pPr>
-            <w:r>
-              <w:rPr>
-                <w:rFonts w:eastAsia="標楷體" w:cs="標楷體"/>
-              </w:rPr>
-              <w:t>系統設定</w:t>
-            </w:r>
-          </w:p>
-        </w:tc>
-      </w:tr>
-      <w:tr>
-        <w:trPr>
-          <w:trHeight w:val="300"/>
-        </w:trPr>
-        <w:tc>
-          <w:tcPr>
-            <w:tcW w:w="763" w:type="pct"/>
-            <w:vAlign w:val="center"/>
-          </w:tcPr>
-          <w:p>
-            <w:pPr>
-              <w:jc w:val="center"/>
-              <w:rPr>
-                <w:rFonts w:eastAsia="標楷體" w:cs="標楷體"/>
-              </w:rPr>
-            </w:pPr>
-            <w:r>
-              <w:rPr>
-                <w:rFonts w:eastAsia="標楷體" w:cs="標楷體" w:hint="eastAsia"/>
-              </w:rPr>
-              <w:t>16</w:t>
             </w:r>
           </w:p>
         </w:tc>
@@ -56405,7 +55914,7 @@
               <w:rPr>
                 <w:rFonts w:eastAsia="標楷體" w:cs="標楷體"/>
               </w:rPr>
-              <w:t>report.py</w:t>
+              <w:t>risk_routes.py</w:t>
             </w:r>
           </w:p>
         </w:tc>
@@ -56425,7 +55934,7 @@
               <w:rPr>
                 <w:rFonts w:eastAsia="標楷體" w:cs="標楷體"/>
               </w:rPr>
-              <w:t>風險評估報告產生</w:t>
+              <w:t>風險評估路由管理</w:t>
             </w:r>
           </w:p>
         </w:tc>
@@ -56468,7 +55977,7 @@
               <w:rPr>
                 <w:rFonts w:eastAsia="標楷體" w:cs="標楷體"/>
               </w:rPr>
-              <w:t>risk_routes.py</w:t>
+              <w:t>risk_service.py</w:t>
             </w:r>
           </w:p>
         </w:tc>
@@ -56488,7 +55997,7 @@
               <w:rPr>
                 <w:rFonts w:eastAsia="標楷體" w:cs="標楷體"/>
               </w:rPr>
-              <w:t>風險評估路由管理</w:t>
+              <w:t>風險管理功能服務</w:t>
             </w:r>
           </w:p>
         </w:tc>
@@ -56531,7 +56040,7 @@
               <w:rPr>
                 <w:rFonts w:eastAsia="標楷體" w:cs="標楷體"/>
               </w:rPr>
-              <w:t>risk_service.py</w:t>
+              <w:t>supabase_client.py</w:t>
             </w:r>
           </w:p>
         </w:tc>
@@ -56549,72 +56058,8 @@
             </w:pPr>
             <w:r>
               <w:rPr>
-                <w:rFonts w:eastAsia="標楷體" w:cs="標楷體"/>
-              </w:rPr>
-              <w:t>風險管理功能服務</w:t>
-            </w:r>
-          </w:p>
-        </w:tc>
-      </w:tr>
-      <w:tr>
-        <w:trPr>
-          <w:trHeight w:val="300"/>
-        </w:trPr>
-        <w:tc>
-          <w:tcPr>
-            <w:tcW w:w="763" w:type="pct"/>
-            <w:vAlign w:val="center"/>
-          </w:tcPr>
-          <w:p>
-            <w:pPr>
-              <w:jc w:val="center"/>
-              <w:rPr>
-                <w:rFonts w:eastAsia="標楷體" w:cs="標楷體"/>
-              </w:rPr>
-            </w:pPr>
-            <w:r>
-              <w:rPr>
                 <w:rFonts w:eastAsia="標楷體" w:cs="標楷體" w:hint="eastAsia"/>
               </w:rPr>
-              <w:t>12</w:t>
-            </w:r>
-          </w:p>
-        </w:tc>
-        <w:tc>
-          <w:tcPr>
-            <w:tcW w:w="2308" w:type="pct"/>
-          </w:tcPr>
-          <w:p>
-            <w:pPr>
-              <w:rPr>
-                <w:rFonts w:eastAsia="標楷體" w:cs="標楷體"/>
-              </w:rPr>
-            </w:pPr>
-            <w:r>
-              <w:rPr>
-                <w:rFonts w:eastAsia="標楷體" w:cs="標楷體"/>
-              </w:rPr>
-              <w:t>supabase_client.py</w:t>
-            </w:r>
-          </w:p>
-        </w:tc>
-        <w:tc>
-          <w:tcPr>
-            <w:tcW w:w="1929" w:type="pct"/>
-            <w:vAlign w:val="center"/>
-          </w:tcPr>
-          <w:p>
-            <w:pPr>
-              <w:jc w:val="both"/>
-              <w:rPr>
-                <w:rFonts w:eastAsia="標楷體" w:cs="標楷體"/>
-              </w:rPr>
-            </w:pPr>
-            <w:proofErr w:type="spellStart"/>
-            <w:r>
-              <w:rPr>
-                <w:rFonts w:eastAsia="標楷體" w:cs="標楷體" w:hint="eastAsia"/>
-              </w:rPr>
               <w:t>S</w:t>
             </w:r>
             <w:r>
@@ -56623,7 +56068,6 @@
               </w:rPr>
               <w:t>upabase</w:t>
             </w:r>
-            <w:proofErr w:type="spellEnd"/>
             <w:r>
               <w:rPr>
                 <w:rFonts w:eastAsia="標楷體" w:cs="標楷體"/>
@@ -56634,6 +56078,27 @@
         </w:tc>
       </w:tr>
     </w:tbl>
+    <w:p>
+      <w:pPr>
+        <w:widowControl/>
+        <w:spacing w:after="160" w:line="278" w:lineRule="auto"/>
+        <w:rPr>
+          <w:rFonts w:eastAsia="標楷體" w:cs="標楷體"/>
+          <w:color w:val="000000" w:themeColor="text1"/>
+          <w:sz w:val="32"/>
+          <w:szCs w:val="32"/>
+        </w:rPr>
+      </w:pPr>
+      <w:r>
+        <w:rPr>
+          <w:rFonts w:eastAsia="標楷體" w:cs="標楷體"/>
+          <w:color w:val="000000" w:themeColor="text1"/>
+          <w:sz w:val="32"/>
+          <w:szCs w:val="32"/>
+        </w:rPr>
+        <w:br w:type="page"/>
+      </w:r>
+    </w:p>
     <w:p>
       <w:pPr>
         <w:widowControl/>
@@ -56990,16 +56455,8 @@
               <w:rPr>
                 <w:rFonts w:eastAsia="標楷體" w:cs="標楷體"/>
               </w:rPr>
-              <w:t>python-</w:t>
-            </w:r>
-            <w:proofErr w:type="spellStart"/>
-            <w:r>
-              <w:rPr>
-                <w:rFonts w:eastAsia="標楷體" w:cs="標楷體"/>
-              </w:rPr>
-              <w:t>dotenv</w:t>
-            </w:r>
-            <w:proofErr w:type="spellEnd"/>
+              <w:t>python-dotenv</w:t>
+            </w:r>
           </w:p>
         </w:tc>
         <w:tc>
@@ -57057,7 +56514,6 @@
                 <w:rFonts w:eastAsia="標楷體" w:cs="標楷體"/>
               </w:rPr>
             </w:pPr>
-            <w:proofErr w:type="spellStart"/>
             <w:r>
               <w:rPr>
                 <w:rFonts w:eastAsia="標楷體" w:cs="標楷體" w:hint="eastAsia"/>
@@ -57070,7 +56526,6 @@
               </w:rPr>
               <w:t>upabase</w:t>
             </w:r>
-            <w:proofErr w:type="spellEnd"/>
           </w:p>
         </w:tc>
         <w:tc>
@@ -57203,14 +56658,12 @@
                 <w:rFonts w:eastAsia="標楷體" w:cs="標楷體"/>
               </w:rPr>
             </w:pPr>
-            <w:proofErr w:type="spellStart"/>
             <w:r>
               <w:rPr>
                 <w:rFonts w:eastAsia="標楷體" w:cs="標楷體"/>
               </w:rPr>
               <w:t>pytest</w:t>
             </w:r>
-            <w:proofErr w:type="spellEnd"/>
           </w:p>
         </w:tc>
         <w:tc>
@@ -57337,14 +56790,12 @@
                 <w:rFonts w:eastAsia="標楷體" w:cs="標楷體"/>
               </w:rPr>
             </w:pPr>
-            <w:proofErr w:type="spellStart"/>
             <w:r>
               <w:rPr>
                 <w:rFonts w:eastAsia="標楷體" w:cs="標楷體"/>
               </w:rPr>
               <w:t>openpyxl</w:t>
             </w:r>
-            <w:proofErr w:type="spellEnd"/>
           </w:p>
         </w:tc>
         <w:tc>
@@ -57414,14 +56865,12 @@
               </w:rPr>
               <w:t>google-</w:t>
             </w:r>
-            <w:proofErr w:type="spellStart"/>
             <w:r>
               <w:rPr>
                 <w:rFonts w:eastAsia="標楷體" w:cs="標楷體"/>
               </w:rPr>
               <w:t>genai</w:t>
             </w:r>
-            <w:proofErr w:type="spellEnd"/>
           </w:p>
         </w:tc>
         <w:tc>
@@ -57783,7 +57232,6 @@
         </w:rPr>
         <w:t>測試平台：使用</w:t>
       </w:r>
-      <w:proofErr w:type="spellStart"/>
       <w:r>
         <w:rPr>
           <w:rFonts w:eastAsia="標楷體" w:cs="標楷體" w:hint="eastAsia"/>
@@ -57793,7 +57241,6 @@
         </w:rPr>
         <w:t>RiskGenie</w:t>
       </w:r>
-      <w:proofErr w:type="spellEnd"/>
       <w:r>
         <w:rPr>
           <w:rFonts w:eastAsia="標楷體" w:cs="標楷體" w:hint="eastAsia"/>
@@ -58873,7 +58320,6 @@
         </w:rPr>
         <w:t>鍵，即可進入</w:t>
       </w:r>
-      <w:proofErr w:type="spellStart"/>
       <w:r>
         <w:rPr>
           <w:rFonts w:eastAsia="標楷體" w:cs="標楷體"/>
@@ -58883,7 +58329,6 @@
         </w:rPr>
         <w:t>RiskGenie</w:t>
       </w:r>
-      <w:proofErr w:type="spellEnd"/>
       <w:r>
         <w:rPr>
           <w:rFonts w:eastAsia="標楷體" w:cs="標楷體" w:hint="eastAsia"/>
@@ -59080,14 +58525,12 @@
               </w:rPr>
               <w:t>進入</w:t>
             </w:r>
-            <w:proofErr w:type="spellStart"/>
             <w:r>
               <w:rPr>
                 <w:rFonts w:eastAsia="標楷體" w:cs="標楷體" w:hint="eastAsia"/>
               </w:rPr>
               <w:t>RiskGenie</w:t>
             </w:r>
-            <w:proofErr w:type="spellEnd"/>
             <w:r>
               <w:rPr>
                 <w:rFonts w:eastAsia="標楷體" w:cs="標楷體" w:hint="eastAsia"/>
@@ -59113,6 +58556,46 @@
                 <w:rFonts w:eastAsia="標楷體" w:cs="標楷體"/>
               </w:rPr>
             </w:pPr>
+            <w:r>
+              <w:rPr>
+                <w:rFonts w:eastAsia="標楷體" w:cs="標楷體"/>
+              </w:rPr>
+              <w:drawing>
+                <wp:inline distT="0" distB="0" distL="0" distR="0" wp14:anchorId="293C7FCE" wp14:editId="10FFDDB4">
+                  <wp:extent cx="6479540" cy="3390900"/>
+                  <wp:effectExtent l="0" t="0" r="0" b="0"/>
+                  <wp:docPr id="1874828388" name="圖片 1"/>
+                  <wp:cNvGraphicFramePr>
+                    <a:graphicFrameLocks xmlns:a="http://schemas.openxmlformats.org/drawingml/2006/main" noChangeAspect="1"/>
+                  </wp:cNvGraphicFramePr>
+                  <a:graphic xmlns:a="http://schemas.openxmlformats.org/drawingml/2006/main">
+                    <a:graphicData uri="http://schemas.openxmlformats.org/drawingml/2006/picture">
+                      <pic:pic xmlns:pic="http://schemas.openxmlformats.org/drawingml/2006/picture">
+                        <pic:nvPicPr>
+                          <pic:cNvPr id="1874828388" name=""/>
+                          <pic:cNvPicPr/>
+                        </pic:nvPicPr>
+                        <pic:blipFill>
+                          <a:blip r:embed="rId54"/>
+                          <a:stretch>
+                            <a:fillRect/>
+                          </a:stretch>
+                        </pic:blipFill>
+                        <pic:spPr>
+                          <a:xfrm>
+                            <a:off x="0" y="0"/>
+                            <a:ext cx="6479540" cy="3390900"/>
+                          </a:xfrm>
+                          <a:prstGeom prst="rect">
+                            <a:avLst/>
+                          </a:prstGeom>
+                        </pic:spPr>
+                      </pic:pic>
+                    </a:graphicData>
+                  </a:graphic>
+                </wp:inline>
+              </w:drawing>
+            </w:r>
           </w:p>
         </w:tc>
       </w:tr>
@@ -59128,6 +58611,280 @@
           <w:szCs w:val="28"/>
         </w:rPr>
       </w:pPr>
+      <w:r>
+        <w:rPr>
+          <w:rFonts w:eastAsia="標楷體" w:cs="標楷體"/>
+          <w:color w:val="000000" w:themeColor="text1"/>
+          <w:sz w:val="28"/>
+          <w:szCs w:val="28"/>
+        </w:rPr>
+        <w:lastRenderedPageBreak/>
+        <w:drawing>
+          <wp:inline distT="0" distB="0" distL="0" distR="0" wp14:anchorId="6A50BF43" wp14:editId="2051D1D3">
+            <wp:extent cx="6479540" cy="3426460"/>
+            <wp:effectExtent l="0" t="0" r="0" b="2540"/>
+            <wp:docPr id="332722909" name="圖片 1"/>
+            <wp:cNvGraphicFramePr>
+              <a:graphicFrameLocks xmlns:a="http://schemas.openxmlformats.org/drawingml/2006/main" noChangeAspect="1"/>
+            </wp:cNvGraphicFramePr>
+            <a:graphic xmlns:a="http://schemas.openxmlformats.org/drawingml/2006/main">
+              <a:graphicData uri="http://schemas.openxmlformats.org/drawingml/2006/picture">
+                <pic:pic xmlns:pic="http://schemas.openxmlformats.org/drawingml/2006/picture">
+                  <pic:nvPicPr>
+                    <pic:cNvPr id="332722909" name=""/>
+                    <pic:cNvPicPr/>
+                  </pic:nvPicPr>
+                  <pic:blipFill>
+                    <a:blip r:embed="rId55"/>
+                    <a:stretch>
+                      <a:fillRect/>
+                    </a:stretch>
+                  </pic:blipFill>
+                  <pic:spPr>
+                    <a:xfrm>
+                      <a:off x="0" y="0"/>
+                      <a:ext cx="6479540" cy="3426460"/>
+                    </a:xfrm>
+                    <a:prstGeom prst="rect">
+                      <a:avLst/>
+                    </a:prstGeom>
+                  </pic:spPr>
+                </pic:pic>
+              </a:graphicData>
+            </a:graphic>
+          </wp:inline>
+        </w:drawing>
+      </w:r>
+      <w:r>
+        <w:rPr>
+          <w:rFonts w:eastAsia="標楷體" w:cs="標楷體"/>
+          <w:color w:val="000000" w:themeColor="text1"/>
+          <w:sz w:val="28"/>
+          <w:szCs w:val="28"/>
+        </w:rPr>
+        <w:lastRenderedPageBreak/>
+        <w:drawing>
+          <wp:inline distT="0" distB="0" distL="0" distR="0" wp14:anchorId="5D91C4FC" wp14:editId="2AEF1F3B">
+            <wp:extent cx="6479540" cy="6094095"/>
+            <wp:effectExtent l="0" t="0" r="0" b="1905"/>
+            <wp:docPr id="386119180" name="圖片 1"/>
+            <wp:cNvGraphicFramePr>
+              <a:graphicFrameLocks xmlns:a="http://schemas.openxmlformats.org/drawingml/2006/main" noChangeAspect="1"/>
+            </wp:cNvGraphicFramePr>
+            <a:graphic xmlns:a="http://schemas.openxmlformats.org/drawingml/2006/main">
+              <a:graphicData uri="http://schemas.openxmlformats.org/drawingml/2006/picture">
+                <pic:pic xmlns:pic="http://schemas.openxmlformats.org/drawingml/2006/picture">
+                  <pic:nvPicPr>
+                    <pic:cNvPr id="386119180" name=""/>
+                    <pic:cNvPicPr/>
+                  </pic:nvPicPr>
+                  <pic:blipFill>
+                    <a:blip r:embed="rId56"/>
+                    <a:stretch>
+                      <a:fillRect/>
+                    </a:stretch>
+                  </pic:blipFill>
+                  <pic:spPr>
+                    <a:xfrm>
+                      <a:off x="0" y="0"/>
+                      <a:ext cx="6479540" cy="6094095"/>
+                    </a:xfrm>
+                    <a:prstGeom prst="rect">
+                      <a:avLst/>
+                    </a:prstGeom>
+                  </pic:spPr>
+                </pic:pic>
+              </a:graphicData>
+            </a:graphic>
+          </wp:inline>
+        </w:drawing>
+      </w:r>
+      <w:r>
+        <w:rPr>
+          <w:rFonts w:eastAsia="標楷體" w:cs="標楷體"/>
+          <w:color w:val="000000" w:themeColor="text1"/>
+          <w:sz w:val="28"/>
+          <w:szCs w:val="28"/>
+        </w:rPr>
+        <w:lastRenderedPageBreak/>
+        <w:drawing>
+          <wp:inline distT="0" distB="0" distL="0" distR="0" wp14:anchorId="3723C86E" wp14:editId="5068903D">
+            <wp:extent cx="6479540" cy="4112260"/>
+            <wp:effectExtent l="0" t="0" r="0" b="2540"/>
+            <wp:docPr id="630932270" name="圖片 1"/>
+            <wp:cNvGraphicFramePr>
+              <a:graphicFrameLocks xmlns:a="http://schemas.openxmlformats.org/drawingml/2006/main" noChangeAspect="1"/>
+            </wp:cNvGraphicFramePr>
+            <a:graphic xmlns:a="http://schemas.openxmlformats.org/drawingml/2006/main">
+              <a:graphicData uri="http://schemas.openxmlformats.org/drawingml/2006/picture">
+                <pic:pic xmlns:pic="http://schemas.openxmlformats.org/drawingml/2006/picture">
+                  <pic:nvPicPr>
+                    <pic:cNvPr id="630932270" name=""/>
+                    <pic:cNvPicPr/>
+                  </pic:nvPicPr>
+                  <pic:blipFill>
+                    <a:blip r:embed="rId57"/>
+                    <a:stretch>
+                      <a:fillRect/>
+                    </a:stretch>
+                  </pic:blipFill>
+                  <pic:spPr>
+                    <a:xfrm>
+                      <a:off x="0" y="0"/>
+                      <a:ext cx="6479540" cy="4112260"/>
+                    </a:xfrm>
+                    <a:prstGeom prst="rect">
+                      <a:avLst/>
+                    </a:prstGeom>
+                  </pic:spPr>
+                </pic:pic>
+              </a:graphicData>
+            </a:graphic>
+          </wp:inline>
+        </w:drawing>
+      </w:r>
+      <w:r>
+        <w:rPr>
+          <w:rFonts w:eastAsia="標楷體" w:cs="標楷體"/>
+          <w:color w:val="000000" w:themeColor="text1"/>
+          <w:sz w:val="28"/>
+          <w:szCs w:val="28"/>
+        </w:rPr>
+        <w:drawing>
+          <wp:inline distT="0" distB="0" distL="0" distR="0" wp14:anchorId="3B4795A0" wp14:editId="65B02B7F">
+            <wp:extent cx="6479540" cy="2067560"/>
+            <wp:effectExtent l="0" t="0" r="0" b="8890"/>
+            <wp:docPr id="1186458684" name="圖片 1"/>
+            <wp:cNvGraphicFramePr>
+              <a:graphicFrameLocks xmlns:a="http://schemas.openxmlformats.org/drawingml/2006/main" noChangeAspect="1"/>
+            </wp:cNvGraphicFramePr>
+            <a:graphic xmlns:a="http://schemas.openxmlformats.org/drawingml/2006/main">
+              <a:graphicData uri="http://schemas.openxmlformats.org/drawingml/2006/picture">
+                <pic:pic xmlns:pic="http://schemas.openxmlformats.org/drawingml/2006/picture">
+                  <pic:nvPicPr>
+                    <pic:cNvPr id="1186458684" name=""/>
+                    <pic:cNvPicPr/>
+                  </pic:nvPicPr>
+                  <pic:blipFill>
+                    <a:blip r:embed="rId58"/>
+                    <a:stretch>
+                      <a:fillRect/>
+                    </a:stretch>
+                  </pic:blipFill>
+                  <pic:spPr>
+                    <a:xfrm>
+                      <a:off x="0" y="0"/>
+                      <a:ext cx="6479540" cy="2067560"/>
+                    </a:xfrm>
+                    <a:prstGeom prst="rect">
+                      <a:avLst/>
+                    </a:prstGeom>
+                  </pic:spPr>
+                </pic:pic>
+              </a:graphicData>
+            </a:graphic>
+          </wp:inline>
+        </w:drawing>
+      </w:r>
+      <w:r>
+        <w:rPr>
+          <w:rFonts w:eastAsia="標楷體" w:cs="標楷體"/>
+          <w:color w:val="000000" w:themeColor="text1"/>
+          <w:sz w:val="28"/>
+          <w:szCs w:val="28"/>
+        </w:rPr>
+        <w:drawing>
+          <wp:inline distT="0" distB="0" distL="0" distR="0" wp14:anchorId="42C93EA4" wp14:editId="10DFFF8D">
+            <wp:extent cx="6479540" cy="1368425"/>
+            <wp:effectExtent l="0" t="0" r="0" b="3175"/>
+            <wp:docPr id="524064355" name="圖片 1"/>
+            <wp:cNvGraphicFramePr>
+              <a:graphicFrameLocks xmlns:a="http://schemas.openxmlformats.org/drawingml/2006/main" noChangeAspect="1"/>
+            </wp:cNvGraphicFramePr>
+            <a:graphic xmlns:a="http://schemas.openxmlformats.org/drawingml/2006/main">
+              <a:graphicData uri="http://schemas.openxmlformats.org/drawingml/2006/picture">
+                <pic:pic xmlns:pic="http://schemas.openxmlformats.org/drawingml/2006/picture">
+                  <pic:nvPicPr>
+                    <pic:cNvPr id="524064355" name=""/>
+                    <pic:cNvPicPr/>
+                  </pic:nvPicPr>
+                  <pic:blipFill>
+                    <a:blip r:embed="rId59"/>
+                    <a:stretch>
+                      <a:fillRect/>
+                    </a:stretch>
+                  </pic:blipFill>
+                  <pic:spPr>
+                    <a:xfrm>
+                      <a:off x="0" y="0"/>
+                      <a:ext cx="6479540" cy="1368425"/>
+                    </a:xfrm>
+                    <a:prstGeom prst="rect">
+                      <a:avLst/>
+                    </a:prstGeom>
+                  </pic:spPr>
+                </pic:pic>
+              </a:graphicData>
+            </a:graphic>
+          </wp:inline>
+        </w:drawing>
+      </w:r>
+    </w:p>
+    <w:p>
+      <w:pPr>
+        <w:widowControl/>
+        <w:spacing w:after="160" w:line="278" w:lineRule="auto"/>
+        <w:rPr>
+          <w:rFonts w:eastAsia="標楷體" w:cs="標楷體"/>
+          <w:color w:val="000000" w:themeColor="text1"/>
+          <w:sz w:val="28"/>
+          <w:szCs w:val="28"/>
+        </w:rPr>
+      </w:pPr>
+      <w:r>
+        <w:rPr>
+          <w:rFonts w:eastAsia="標楷體" w:cs="標楷體"/>
+          <w:color w:val="000000" w:themeColor="text1"/>
+          <w:sz w:val="28"/>
+          <w:szCs w:val="28"/>
+        </w:rPr>
+        <w:lastRenderedPageBreak/>
+        <w:drawing>
+          <wp:inline distT="0" distB="0" distL="0" distR="0" wp14:anchorId="15987000" wp14:editId="772A2225">
+            <wp:extent cx="6479540" cy="5660390"/>
+            <wp:effectExtent l="0" t="0" r="0" b="0"/>
+            <wp:docPr id="412974827" name="圖片 1"/>
+            <wp:cNvGraphicFramePr>
+              <a:graphicFrameLocks xmlns:a="http://schemas.openxmlformats.org/drawingml/2006/main" noChangeAspect="1"/>
+            </wp:cNvGraphicFramePr>
+            <a:graphic xmlns:a="http://schemas.openxmlformats.org/drawingml/2006/main">
+              <a:graphicData uri="http://schemas.openxmlformats.org/drawingml/2006/picture">
+                <pic:pic xmlns:pic="http://schemas.openxmlformats.org/drawingml/2006/picture">
+                  <pic:nvPicPr>
+                    <pic:cNvPr id="412974827" name=""/>
+                    <pic:cNvPicPr/>
+                  </pic:nvPicPr>
+                  <pic:blipFill>
+                    <a:blip r:embed="rId60"/>
+                    <a:stretch>
+                      <a:fillRect/>
+                    </a:stretch>
+                  </pic:blipFill>
+                  <pic:spPr>
+                    <a:xfrm>
+                      <a:off x="0" y="0"/>
+                      <a:ext cx="6479540" cy="5660390"/>
+                    </a:xfrm>
+                    <a:prstGeom prst="rect">
+                      <a:avLst/>
+                    </a:prstGeom>
+                  </pic:spPr>
+                </pic:pic>
+              </a:graphicData>
+            </a:graphic>
+          </wp:inline>
+        </w:drawing>
+      </w:r>
     </w:p>
     <w:p>
       <w:pPr>
@@ -59141,6 +58898,316 @@
           <w:szCs w:val="36"/>
         </w:rPr>
       </w:pPr>
+      <w:r>
+        <w:rPr>
+          <w:rFonts w:eastAsia="標楷體" w:cs="標楷體"/>
+          <w:color w:val="000000" w:themeColor="text1"/>
+          <w:sz w:val="28"/>
+          <w:szCs w:val="28"/>
+        </w:rPr>
+        <w:lastRenderedPageBreak/>
+        <w:drawing>
+          <wp:inline distT="0" distB="0" distL="0" distR="0" wp14:anchorId="414AAD48" wp14:editId="7999C2CE">
+            <wp:extent cx="6479540" cy="5313045"/>
+            <wp:effectExtent l="0" t="0" r="0" b="1905"/>
+            <wp:docPr id="475416756" name="圖片 1"/>
+            <wp:cNvGraphicFramePr>
+              <a:graphicFrameLocks xmlns:a="http://schemas.openxmlformats.org/drawingml/2006/main" noChangeAspect="1"/>
+            </wp:cNvGraphicFramePr>
+            <a:graphic xmlns:a="http://schemas.openxmlformats.org/drawingml/2006/main">
+              <a:graphicData uri="http://schemas.openxmlformats.org/drawingml/2006/picture">
+                <pic:pic xmlns:pic="http://schemas.openxmlformats.org/drawingml/2006/picture">
+                  <pic:nvPicPr>
+                    <pic:cNvPr id="475416756" name=""/>
+                    <pic:cNvPicPr/>
+                  </pic:nvPicPr>
+                  <pic:blipFill>
+                    <a:blip r:embed="rId61"/>
+                    <a:stretch>
+                      <a:fillRect/>
+                    </a:stretch>
+                  </pic:blipFill>
+                  <pic:spPr>
+                    <a:xfrm>
+                      <a:off x="0" y="0"/>
+                      <a:ext cx="6479540" cy="5313045"/>
+                    </a:xfrm>
+                    <a:prstGeom prst="rect">
+                      <a:avLst/>
+                    </a:prstGeom>
+                  </pic:spPr>
+                </pic:pic>
+              </a:graphicData>
+            </a:graphic>
+          </wp:inline>
+        </w:drawing>
+      </w:r>
+      <w:r>
+        <w:rPr>
+          <w:rFonts w:eastAsia="標楷體" w:cs="標楷體"/>
+          <w:color w:val="000000" w:themeColor="text1"/>
+          <w:sz w:val="28"/>
+          <w:szCs w:val="28"/>
+        </w:rPr>
+        <w:lastRenderedPageBreak/>
+        <w:drawing>
+          <wp:inline distT="0" distB="0" distL="0" distR="0" wp14:anchorId="303F83C6" wp14:editId="1B84E966">
+            <wp:extent cx="6479540" cy="4069080"/>
+            <wp:effectExtent l="0" t="0" r="0" b="7620"/>
+            <wp:docPr id="1900293705" name="圖片 1"/>
+            <wp:cNvGraphicFramePr>
+              <a:graphicFrameLocks xmlns:a="http://schemas.openxmlformats.org/drawingml/2006/main" noChangeAspect="1"/>
+            </wp:cNvGraphicFramePr>
+            <a:graphic xmlns:a="http://schemas.openxmlformats.org/drawingml/2006/main">
+              <a:graphicData uri="http://schemas.openxmlformats.org/drawingml/2006/picture">
+                <pic:pic xmlns:pic="http://schemas.openxmlformats.org/drawingml/2006/picture">
+                  <pic:nvPicPr>
+                    <pic:cNvPr id="1900293705" name=""/>
+                    <pic:cNvPicPr/>
+                  </pic:nvPicPr>
+                  <pic:blipFill>
+                    <a:blip r:embed="rId62"/>
+                    <a:stretch>
+                      <a:fillRect/>
+                    </a:stretch>
+                  </pic:blipFill>
+                  <pic:spPr>
+                    <a:xfrm>
+                      <a:off x="0" y="0"/>
+                      <a:ext cx="6479540" cy="4069080"/>
+                    </a:xfrm>
+                    <a:prstGeom prst="rect">
+                      <a:avLst/>
+                    </a:prstGeom>
+                  </pic:spPr>
+                </pic:pic>
+              </a:graphicData>
+            </a:graphic>
+          </wp:inline>
+        </w:drawing>
+      </w:r>
+      <w:r>
+        <w:rPr>
+          <w:rFonts w:eastAsia="標楷體" w:cs="標楷體"/>
+          <w:color w:val="000000" w:themeColor="text1"/>
+          <w:sz w:val="28"/>
+          <w:szCs w:val="28"/>
+        </w:rPr>
+        <w:drawing>
+          <wp:inline distT="0" distB="0" distL="0" distR="0" wp14:anchorId="1885C3CE" wp14:editId="7B8FBC2D">
+            <wp:extent cx="6479540" cy="4676140"/>
+            <wp:effectExtent l="0" t="0" r="0" b="0"/>
+            <wp:docPr id="2024587753" name="圖片 1"/>
+            <wp:cNvGraphicFramePr>
+              <a:graphicFrameLocks xmlns:a="http://schemas.openxmlformats.org/drawingml/2006/main" noChangeAspect="1"/>
+            </wp:cNvGraphicFramePr>
+            <a:graphic xmlns:a="http://schemas.openxmlformats.org/drawingml/2006/main">
+              <a:graphicData uri="http://schemas.openxmlformats.org/drawingml/2006/picture">
+                <pic:pic xmlns:pic="http://schemas.openxmlformats.org/drawingml/2006/picture">
+                  <pic:nvPicPr>
+                    <pic:cNvPr id="2024587753" name=""/>
+                    <pic:cNvPicPr/>
+                  </pic:nvPicPr>
+                  <pic:blipFill>
+                    <a:blip r:embed="rId63"/>
+                    <a:stretch>
+                      <a:fillRect/>
+                    </a:stretch>
+                  </pic:blipFill>
+                  <pic:spPr>
+                    <a:xfrm>
+                      <a:off x="0" y="0"/>
+                      <a:ext cx="6479540" cy="4676140"/>
+                    </a:xfrm>
+                    <a:prstGeom prst="rect">
+                      <a:avLst/>
+                    </a:prstGeom>
+                  </pic:spPr>
+                </pic:pic>
+              </a:graphicData>
+            </a:graphic>
+          </wp:inline>
+        </w:drawing>
+      </w:r>
+      <w:r>
+        <w:rPr>
+          <w:rFonts w:eastAsia="標楷體" w:cs="標楷體"/>
+          <w:b/>
+          <w:bCs/>
+          <w:sz w:val="36"/>
+          <w:szCs w:val="36"/>
+        </w:rPr>
+        <w:lastRenderedPageBreak/>
+        <w:drawing>
+          <wp:inline distT="0" distB="0" distL="0" distR="0" wp14:anchorId="3BC7FF1D" wp14:editId="201AF69D">
+            <wp:extent cx="6479540" cy="4983480"/>
+            <wp:effectExtent l="0" t="0" r="0" b="7620"/>
+            <wp:docPr id="479766831" name="圖片 1"/>
+            <wp:cNvGraphicFramePr>
+              <a:graphicFrameLocks xmlns:a="http://schemas.openxmlformats.org/drawingml/2006/main" noChangeAspect="1"/>
+            </wp:cNvGraphicFramePr>
+            <a:graphic xmlns:a="http://schemas.openxmlformats.org/drawingml/2006/main">
+              <a:graphicData uri="http://schemas.openxmlformats.org/drawingml/2006/picture">
+                <pic:pic xmlns:pic="http://schemas.openxmlformats.org/drawingml/2006/picture">
+                  <pic:nvPicPr>
+                    <pic:cNvPr id="479766831" name=""/>
+                    <pic:cNvPicPr/>
+                  </pic:nvPicPr>
+                  <pic:blipFill>
+                    <a:blip r:embed="rId64"/>
+                    <a:stretch>
+                      <a:fillRect/>
+                    </a:stretch>
+                  </pic:blipFill>
+                  <pic:spPr>
+                    <a:xfrm>
+                      <a:off x="0" y="0"/>
+                      <a:ext cx="6479540" cy="4983480"/>
+                    </a:xfrm>
+                    <a:prstGeom prst="rect">
+                      <a:avLst/>
+                    </a:prstGeom>
+                  </pic:spPr>
+                </pic:pic>
+              </a:graphicData>
+            </a:graphic>
+          </wp:inline>
+        </w:drawing>
+      </w:r>
+      <w:r>
+        <w:rPr>
+          <w:rFonts w:eastAsia="標楷體" w:cs="標楷體"/>
+          <w:b/>
+          <w:bCs/>
+          <w:sz w:val="36"/>
+          <w:szCs w:val="36"/>
+        </w:rPr>
+        <w:lastRenderedPageBreak/>
+        <w:drawing>
+          <wp:inline distT="0" distB="0" distL="0" distR="0" wp14:anchorId="21FA0ACE" wp14:editId="133A6A57">
+            <wp:extent cx="6479540" cy="4396105"/>
+            <wp:effectExtent l="0" t="0" r="0" b="4445"/>
+            <wp:docPr id="92423706" name="圖片 1"/>
+            <wp:cNvGraphicFramePr>
+              <a:graphicFrameLocks xmlns:a="http://schemas.openxmlformats.org/drawingml/2006/main" noChangeAspect="1"/>
+            </wp:cNvGraphicFramePr>
+            <a:graphic xmlns:a="http://schemas.openxmlformats.org/drawingml/2006/main">
+              <a:graphicData uri="http://schemas.openxmlformats.org/drawingml/2006/picture">
+                <pic:pic xmlns:pic="http://schemas.openxmlformats.org/drawingml/2006/picture">
+                  <pic:nvPicPr>
+                    <pic:cNvPr id="92423706" name=""/>
+                    <pic:cNvPicPr/>
+                  </pic:nvPicPr>
+                  <pic:blipFill>
+                    <a:blip r:embed="rId65"/>
+                    <a:stretch>
+                      <a:fillRect/>
+                    </a:stretch>
+                  </pic:blipFill>
+                  <pic:spPr>
+                    <a:xfrm>
+                      <a:off x="0" y="0"/>
+                      <a:ext cx="6479540" cy="4396105"/>
+                    </a:xfrm>
+                    <a:prstGeom prst="rect">
+                      <a:avLst/>
+                    </a:prstGeom>
+                  </pic:spPr>
+                </pic:pic>
+              </a:graphicData>
+            </a:graphic>
+          </wp:inline>
+        </w:drawing>
+      </w:r>
+      <w:r>
+        <w:rPr>
+          <w:rFonts w:eastAsia="標楷體" w:cs="標楷體"/>
+          <w:b/>
+          <w:bCs/>
+          <w:sz w:val="36"/>
+          <w:szCs w:val="36"/>
+        </w:rPr>
+        <w:drawing>
+          <wp:inline distT="0" distB="0" distL="0" distR="0" wp14:anchorId="0FA8420F" wp14:editId="5C2E30E0">
+            <wp:extent cx="6479540" cy="4015105"/>
+            <wp:effectExtent l="0" t="0" r="0" b="4445"/>
+            <wp:docPr id="1334361681" name="圖片 1"/>
+            <wp:cNvGraphicFramePr>
+              <a:graphicFrameLocks xmlns:a="http://schemas.openxmlformats.org/drawingml/2006/main" noChangeAspect="1"/>
+            </wp:cNvGraphicFramePr>
+            <a:graphic xmlns:a="http://schemas.openxmlformats.org/drawingml/2006/main">
+              <a:graphicData uri="http://schemas.openxmlformats.org/drawingml/2006/picture">
+                <pic:pic xmlns:pic="http://schemas.openxmlformats.org/drawingml/2006/picture">
+                  <pic:nvPicPr>
+                    <pic:cNvPr id="1334361681" name=""/>
+                    <pic:cNvPicPr/>
+                  </pic:nvPicPr>
+                  <pic:blipFill>
+                    <a:blip r:embed="rId66"/>
+                    <a:stretch>
+                      <a:fillRect/>
+                    </a:stretch>
+                  </pic:blipFill>
+                  <pic:spPr>
+                    <a:xfrm>
+                      <a:off x="0" y="0"/>
+                      <a:ext cx="6479540" cy="4015105"/>
+                    </a:xfrm>
+                    <a:prstGeom prst="rect">
+                      <a:avLst/>
+                    </a:prstGeom>
+                  </pic:spPr>
+                </pic:pic>
+              </a:graphicData>
+            </a:graphic>
+          </wp:inline>
+        </w:drawing>
+      </w:r>
+      <w:r>
+        <w:rPr>
+          <w:rFonts w:eastAsia="標楷體" w:cs="標楷體"/>
+          <w:b/>
+          <w:bCs/>
+          <w:sz w:val="36"/>
+          <w:szCs w:val="36"/>
+        </w:rPr>
+        <w:lastRenderedPageBreak/>
+        <w:drawing>
+          <wp:inline distT="0" distB="0" distL="0" distR="0" wp14:anchorId="1F2B2108" wp14:editId="688B2F9E">
+            <wp:extent cx="6479540" cy="3812540"/>
+            <wp:effectExtent l="0" t="0" r="0" b="0"/>
+            <wp:docPr id="970963256" name="圖片 1"/>
+            <wp:cNvGraphicFramePr>
+              <a:graphicFrameLocks xmlns:a="http://schemas.openxmlformats.org/drawingml/2006/main" noChangeAspect="1"/>
+            </wp:cNvGraphicFramePr>
+            <a:graphic xmlns:a="http://schemas.openxmlformats.org/drawingml/2006/main">
+              <a:graphicData uri="http://schemas.openxmlformats.org/drawingml/2006/picture">
+                <pic:pic xmlns:pic="http://schemas.openxmlformats.org/drawingml/2006/picture">
+                  <pic:nvPicPr>
+                    <pic:cNvPr id="970963256" name=""/>
+                    <pic:cNvPicPr/>
+                  </pic:nvPicPr>
+                  <pic:blipFill>
+                    <a:blip r:embed="rId67"/>
+                    <a:stretch>
+                      <a:fillRect/>
+                    </a:stretch>
+                  </pic:blipFill>
+                  <pic:spPr>
+                    <a:xfrm>
+                      <a:off x="0" y="0"/>
+                      <a:ext cx="6479540" cy="3812540"/>
+                    </a:xfrm>
+                    <a:prstGeom prst="rect">
+                      <a:avLst/>
+                    </a:prstGeom>
+                  </pic:spPr>
+                </pic:pic>
+              </a:graphicData>
+            </a:graphic>
+          </wp:inline>
+        </w:drawing>
+      </w:r>
       <w:r>
         <w:rPr>
           <w:rFonts w:eastAsia="標楷體" w:cs="標楷體"/>
@@ -60504,7 +60571,14 @@
         <w:noProof/>
         <w:lang w:val="zh-TW"/>
       </w:rPr>
-      <w:t>55</w:t>
+      <w:t>5</w:t>
+    </w:r>
+    <w:r>
+      <w:rPr>
+        <w:noProof/>
+        <w:lang w:val="zh-TW"/>
+      </w:rPr>
+      <w:t>5</w:t>
     </w:r>
     <w:r>
       <w:fldChar w:fldCharType="end"/>
